--- a/digitaltool_2024_03_13.docx
+++ b/digitaltool_2024_03_13.docx
@@ -1,6 +1,6 @@
 
 <file path=word/document.xml><?xml version="1.0" encoding="utf-8"?>
-<w:document xmlns:wpc="http://schemas.microsoft.com/office/word/2010/wordprocessingCanvas" xmlns:cx="http://schemas.microsoft.com/office/drawing/2014/chartex" xmlns:cx1="http://schemas.microsoft.com/office/drawing/2015/9/8/chartex" xmlns:cx2="http://schemas.microsoft.com/office/drawing/2015/10/21/chartex" xmlns:cx3="http://schemas.microsoft.com/office/drawing/2016/5/9/chartex" xmlns:cx4="http://schemas.microsoft.com/office/drawing/2016/5/10/chartex" xmlns:cx5="http://schemas.microsoft.com/office/drawing/2016/5/11/chartex" xmlns:cx6="http://schemas.microsoft.com/office/drawing/2016/5/12/chartex" xmlns:cx7="http://schemas.microsoft.com/office/drawing/2016/5/13/chartex" xmlns:cx8="http://schemas.microsoft.com/office/drawing/2016/5/14/chartex" xmlns:mc="http://schemas.openxmlformats.org/markup-compatibility/2006" xmlns:aink="http://schemas.microsoft.com/office/drawing/2016/ink" xmlns:am3d="http://schemas.microsoft.com/office/drawing/2017/model3d" xmlns:o="urn:schemas-microsoft-com:office:office" xmlns:r="http://schemas.openxmlformats.org/officeDocument/2006/relationships" xmlns:m="http://schemas.openxmlformats.org/officeDocument/2006/math" xmlns:v="urn:schemas-microsoft-com:vml" xmlns:wp14="http://schemas.microsoft.com/office/word/2010/wordprocessingDrawing" xmlns:wp="http://schemas.openxmlformats.org/drawingml/2006/wordprocessingDrawing" xmlns:w10="urn:schemas-microsoft-com:office:word" xmlns:w="http://schemas.openxmlformats.org/wordprocessingml/2006/main" xmlns:w14="http://schemas.microsoft.com/office/word/2010/wordml" xmlns:w15="http://schemas.microsoft.com/office/word/2012/wordml" xmlns:w16cid="http://schemas.microsoft.com/office/word/2016/wordml/cid" xmlns:w16se="http://schemas.microsoft.com/office/word/2015/wordml/symex" xmlns:wpg="http://schemas.microsoft.com/office/word/2010/wordprocessingGroup" xmlns:wpi="http://schemas.microsoft.com/office/word/2010/wordprocessingInk" xmlns:wne="http://schemas.microsoft.com/office/word/2006/wordml" xmlns:wps="http://schemas.microsoft.com/office/word/2010/wordprocessingShape" mc:Ignorable="w14 w15 w16se w16cid wp14">
+<w:document xmlns:wpc="http://schemas.microsoft.com/office/word/2010/wordprocessingCanvas" xmlns:cx="http://schemas.microsoft.com/office/drawing/2014/chartex" xmlns:cx1="http://schemas.microsoft.com/office/drawing/2015/9/8/chartex" xmlns:cx2="http://schemas.microsoft.com/office/drawing/2015/10/21/chartex" xmlns:cx3="http://schemas.microsoft.com/office/drawing/2016/5/9/chartex" xmlns:cx4="http://schemas.microsoft.com/office/drawing/2016/5/10/chartex" xmlns:cx5="http://schemas.microsoft.com/office/drawing/2016/5/11/chartex" xmlns:cx6="http://schemas.microsoft.com/office/drawing/2016/5/12/chartex" xmlns:cx7="http://schemas.microsoft.com/office/drawing/2016/5/13/chartex" xmlns:cx8="http://schemas.microsoft.com/office/drawing/2016/5/14/chartex" xmlns:mc="http://schemas.openxmlformats.org/markup-compatibility/2006" xmlns:aink="http://schemas.microsoft.com/office/drawing/2016/ink" xmlns:am3d="http://schemas.microsoft.com/office/drawing/2017/model3d" xmlns:o="urn:schemas-microsoft-com:office:office" xmlns:oel="http://schemas.microsoft.com/office/2019/extlst" xmlns:r="http://schemas.openxmlformats.org/officeDocument/2006/relationships" xmlns:m="http://schemas.openxmlformats.org/officeDocument/2006/math" xmlns:v="urn:schemas-microsoft-com:vml" xmlns:wp14="http://schemas.microsoft.com/office/word/2010/wordprocessingDrawing" xmlns:wp="http://schemas.openxmlformats.org/drawingml/2006/wordprocessingDrawing" xmlns:w10="urn:schemas-microsoft-com:office:word" xmlns:w="http://schemas.openxmlformats.org/wordprocessingml/2006/main" xmlns:w14="http://schemas.microsoft.com/office/word/2010/wordml" xmlns:w15="http://schemas.microsoft.com/office/word/2012/wordml" xmlns:w16cex="http://schemas.microsoft.com/office/word/2018/wordml/cex" xmlns:w16cid="http://schemas.microsoft.com/office/word/2016/wordml/cid" xmlns:w16="http://schemas.microsoft.com/office/word/2018/wordml" xmlns:w16sdtdh="http://schemas.microsoft.com/office/word/2020/wordml/sdtdatahash" xmlns:w16se="http://schemas.microsoft.com/office/word/2015/wordml/symex" xmlns:wpg="http://schemas.microsoft.com/office/word/2010/wordprocessingGroup" xmlns:wpi="http://schemas.microsoft.com/office/word/2010/wordprocessingInk" xmlns:wne="http://schemas.microsoft.com/office/word/2006/wordml" xmlns:wps="http://schemas.microsoft.com/office/word/2010/wordprocessingShape" mc:Ignorable="w14 w15 w16se w16cid w16 w16cex w16sdtdh wp14">
   <w:body>
     <w:p>
       <w:pPr>
@@ -540,25 +540,7 @@
                 <w:bCs/>
                 <w:color w:val="000000"/>
               </w:rPr>
-              <w:t xml:space="preserve">Digital </w:t>
-            </w:r>
-            <w:proofErr w:type="spellStart"/>
-            <w:r>
-              <w:rPr>
-                <w:rFonts w:cs="Times New Roman"/>
-                <w:bCs/>
-                <w:color w:val="000000"/>
-              </w:rPr>
-              <w:t>Linkworking</w:t>
-            </w:r>
-            <w:proofErr w:type="spellEnd"/>
-            <w:r>
-              <w:rPr>
-                <w:rFonts w:cs="Times New Roman"/>
-                <w:bCs/>
-                <w:color w:val="000000"/>
-              </w:rPr>
-              <w:t xml:space="preserve"> Tool Development</w:t>
+              <w:t>Digital Linkworking Tool Development</w:t>
             </w:r>
           </w:p>
         </w:tc>
@@ -643,7 +625,7 @@
           </w:p>
           <w:p>
             <w:pPr>
-              <w:pStyle w:val="Listenabsatz"/>
+              <w:pStyle w:val="ListParagraph"/>
               <w:numPr>
                 <w:ilvl w:val="0"/>
                 <w:numId w:val="1"/>
@@ -662,7 +644,7 @@
           </w:p>
           <w:p>
             <w:pPr>
-              <w:pStyle w:val="Listenabsatz"/>
+              <w:pStyle w:val="ListParagraph"/>
               <w:numPr>
                 <w:ilvl w:val="0"/>
                 <w:numId w:val="1"/>
@@ -681,7 +663,7 @@
           </w:p>
           <w:p>
             <w:pPr>
-              <w:pStyle w:val="Listenabsatz"/>
+              <w:pStyle w:val="ListParagraph"/>
               <w:numPr>
                 <w:ilvl w:val="0"/>
                 <w:numId w:val="1"/>
@@ -776,14 +758,12 @@
               </w:rPr>
               <w:t xml:space="preserve">Lead: </w:t>
             </w:r>
-            <w:proofErr w:type="spellStart"/>
-            <w:r>
-              <w:rPr>
-                <w:lang w:val="en-GB"/>
-              </w:rPr>
-              <w:t>ActiveGroup</w:t>
-            </w:r>
-            <w:proofErr w:type="spellEnd"/>
+            <w:r>
+              <w:rPr>
+                <w:lang w:val="en-GB"/>
+              </w:rPr>
+              <w:t>Active Group</w:t>
+            </w:r>
           </w:p>
           <w:p>
             <w:pPr>
@@ -856,14 +836,12 @@
               </w:rPr>
               <w:t xml:space="preserve">Lead: </w:t>
             </w:r>
-            <w:proofErr w:type="spellStart"/>
-            <w:r>
-              <w:rPr>
-                <w:lang w:val="en-GB"/>
-              </w:rPr>
-              <w:t>ActiveGroup</w:t>
-            </w:r>
-            <w:proofErr w:type="spellEnd"/>
+            <w:r>
+              <w:rPr>
+                <w:lang w:val="en-GB"/>
+              </w:rPr>
+              <w:t>Active Group</w:t>
+            </w:r>
           </w:p>
           <w:p>
             <w:pPr>
@@ -876,35 +854,13 @@
               <w:rPr>
                 <w:lang w:val="en-GB"/>
               </w:rPr>
-              <w:t xml:space="preserve">The </w:t>
-            </w:r>
-            <w:proofErr w:type="spellStart"/>
-            <w:r>
-              <w:rPr>
-                <w:lang w:val="en-GB"/>
-              </w:rPr>
-              <w:t>ActiveGroup</w:t>
-            </w:r>
-            <w:proofErr w:type="spellEnd"/>
-            <w:r>
-              <w:rPr>
-                <w:lang w:val="en-GB"/>
-              </w:rPr>
-              <w:t xml:space="preserve"> will analyse the requirements for the </w:t>
-            </w:r>
-            <w:proofErr w:type="spellStart"/>
-            <w:r>
-              <w:rPr>
-                <w:lang w:val="en-GB"/>
-              </w:rPr>
-              <w:t>linkworking</w:t>
-            </w:r>
-            <w:proofErr w:type="spellEnd"/>
-            <w:r>
-              <w:rPr>
-                <w:lang w:val="en-GB"/>
-              </w:rPr>
-              <w:t xml:space="preserve"> tool receiving input from all partners of SP-EU. This will lead to a product backlog used in T6.2.</w:t>
+              <w:t>Active Group</w:t>
+            </w:r>
+            <w:r>
+              <w:rPr>
+                <w:lang w:val="en-GB"/>
+              </w:rPr>
+              <w:t xml:space="preserve"> will analyse the requirements for the linkworking tool receiving input from all partners of SP-EU. This will lead to a product backlog used in T6.2.</w:t>
             </w:r>
           </w:p>
           <w:p>
@@ -936,14 +892,12 @@
               </w:rPr>
               <w:t xml:space="preserve">Lead: </w:t>
             </w:r>
-            <w:proofErr w:type="spellStart"/>
-            <w:r>
-              <w:rPr>
-                <w:lang w:val="en-GB"/>
-              </w:rPr>
-              <w:t>ActiveGroup</w:t>
-            </w:r>
-            <w:proofErr w:type="spellEnd"/>
+            <w:r>
+              <w:rPr>
+                <w:lang w:val="en-GB"/>
+              </w:rPr>
+              <w:t>Active Group</w:t>
+            </w:r>
           </w:p>
           <w:p>
             <w:pPr>
@@ -956,16 +910,8 @@
               <w:rPr>
                 <w:lang w:val="en-GB"/>
               </w:rPr>
-              <w:t xml:space="preserve">The </w:t>
-            </w:r>
-            <w:proofErr w:type="spellStart"/>
-            <w:r>
-              <w:rPr>
-                <w:lang w:val="en-GB"/>
-              </w:rPr>
-              <w:t>ActiveGroup</w:t>
-            </w:r>
-            <w:proofErr w:type="spellEnd"/>
+              <w:t>Active Group</w:t>
+            </w:r>
             <w:r>
               <w:rPr>
                 <w:lang w:val="en-GB"/>
@@ -1033,23 +979,7 @@
                 <w:u w:val="single"/>
                 <w:lang w:val="en-GB"/>
               </w:rPr>
-              <w:t xml:space="preserve">digital </w:t>
-            </w:r>
-            <w:proofErr w:type="spellStart"/>
-            <w:r>
-              <w:rPr>
-                <w:u w:val="single"/>
-                <w:lang w:val="en-GB"/>
-              </w:rPr>
-              <w:t>linkworking</w:t>
-            </w:r>
-            <w:proofErr w:type="spellEnd"/>
-            <w:r>
-              <w:rPr>
-                <w:u w:val="single"/>
-                <w:lang w:val="en-GB"/>
-              </w:rPr>
-              <w:t xml:space="preserve"> tool</w:t>
+              <w:t>digital linkworking tool</w:t>
             </w:r>
             <w:r>
               <w:rPr>
@@ -1100,14 +1030,12 @@
               </w:rPr>
               <w:t xml:space="preserve">Lead: </w:t>
             </w:r>
-            <w:proofErr w:type="spellStart"/>
-            <w:r>
-              <w:rPr>
-                <w:lang w:val="en-GB"/>
-              </w:rPr>
-              <w:t>ActiveGroup</w:t>
-            </w:r>
-            <w:proofErr w:type="spellEnd"/>
+            <w:r>
+              <w:rPr>
+                <w:lang w:val="en-GB"/>
+              </w:rPr>
+              <w:t>Active Group</w:t>
+            </w:r>
           </w:p>
           <w:p>
             <w:pPr>
@@ -1120,35 +1048,19 @@
               <w:rPr>
                 <w:lang w:val="en-GB"/>
               </w:rPr>
-              <w:t xml:space="preserve">Based on the product backlog from T6.1, the </w:t>
-            </w:r>
-            <w:proofErr w:type="spellStart"/>
-            <w:r>
-              <w:rPr>
-                <w:lang w:val="en-GB"/>
-              </w:rPr>
-              <w:t>ActiveGroup</w:t>
-            </w:r>
-            <w:proofErr w:type="spellEnd"/>
-            <w:r>
-              <w:rPr>
-                <w:lang w:val="en-GB"/>
-              </w:rPr>
-              <w:t xml:space="preserve"> will develop an open source </w:t>
-            </w:r>
-            <w:proofErr w:type="spellStart"/>
-            <w:r>
-              <w:rPr>
-                <w:lang w:val="en-GB"/>
-              </w:rPr>
-              <w:t>linkworking</w:t>
-            </w:r>
-            <w:proofErr w:type="spellEnd"/>
-            <w:r>
-              <w:rPr>
-                <w:lang w:val="en-GB"/>
-              </w:rPr>
-              <w:t xml:space="preserve"> tool. Describe here more in detail how. This task will result in a demonstrator which is D6.2. The results of T6.3 feed into T6.4 and T6.5.</w:t>
+              <w:t xml:space="preserve">Based on the product backlog from T6.1, </w:t>
+            </w:r>
+            <w:r>
+              <w:rPr>
+                <w:lang w:val="en-GB"/>
+              </w:rPr>
+              <w:t>Active Group</w:t>
+            </w:r>
+            <w:r>
+              <w:rPr>
+                <w:lang w:val="en-GB"/>
+              </w:rPr>
+              <w:t xml:space="preserve"> will develop an open source linkworking tool. Describe here more in detail how. This task will result in a demonstrator which is D6.2. The results of T6.3 feed into T6.4 and T6.5.</w:t>
             </w:r>
           </w:p>
           <w:p>
@@ -1199,23 +1111,7 @@
                 <w:u w:val="single"/>
                 <w:lang w:val="en-GB"/>
               </w:rPr>
-              <w:t xml:space="preserve">Testing the </w:t>
-            </w:r>
-            <w:proofErr w:type="spellStart"/>
-            <w:r>
-              <w:rPr>
-                <w:u w:val="single"/>
-                <w:lang w:val="en-GB"/>
-              </w:rPr>
-              <w:t>linkworking</w:t>
-            </w:r>
-            <w:proofErr w:type="spellEnd"/>
-            <w:r>
-              <w:rPr>
-                <w:u w:val="single"/>
-                <w:lang w:val="en-GB"/>
-              </w:rPr>
-              <w:t xml:space="preserve"> tool</w:t>
+              <w:t>Testing the linkworking tool</w:t>
             </w:r>
             <w:r>
               <w:rPr>
@@ -1266,14 +1162,12 @@
               </w:rPr>
               <w:t xml:space="preserve">Lead: </w:t>
             </w:r>
-            <w:proofErr w:type="spellStart"/>
-            <w:r>
-              <w:rPr>
-                <w:lang w:val="en-GB"/>
-              </w:rPr>
-              <w:t>ActiveGroup</w:t>
-            </w:r>
-            <w:proofErr w:type="spellEnd"/>
+            <w:r>
+              <w:rPr>
+                <w:lang w:val="en-GB"/>
+              </w:rPr>
+              <w:t>Active Group</w:t>
+            </w:r>
           </w:p>
           <w:p>
             <w:pPr>
@@ -1374,14 +1268,12 @@
               </w:rPr>
               <w:t xml:space="preserve">Lead: </w:t>
             </w:r>
-            <w:proofErr w:type="spellStart"/>
-            <w:r>
-              <w:rPr>
-                <w:lang w:val="en-GB"/>
-              </w:rPr>
-              <w:t>ActiveGroup</w:t>
-            </w:r>
-            <w:proofErr w:type="spellEnd"/>
+            <w:r>
+              <w:rPr>
+                <w:lang w:val="en-GB"/>
+              </w:rPr>
+              <w:t>Active Group</w:t>
+            </w:r>
           </w:p>
           <w:p>
             <w:pPr>
@@ -1394,16 +1286,14 @@
               <w:rPr>
                 <w:lang w:val="en-GB"/>
               </w:rPr>
-              <w:t xml:space="preserve">Based on the tool developed in T6.2 and tested in T6.3, the </w:t>
-            </w:r>
-            <w:proofErr w:type="spellStart"/>
-            <w:r>
-              <w:rPr>
-                <w:lang w:val="en-GB"/>
-              </w:rPr>
-              <w:t>ActiveGroup</w:t>
-            </w:r>
-            <w:proofErr w:type="spellEnd"/>
+              <w:t xml:space="preserve">Based on the tool developed in T6.2 and tested in T6.3, </w:t>
+            </w:r>
+            <w:r>
+              <w:rPr>
+                <w:lang w:val="en-GB"/>
+              </w:rPr>
+              <w:t>Active Group</w:t>
+            </w:r>
             <w:r>
               <w:rPr>
                 <w:lang w:val="en-GB"/>
@@ -1525,25 +1415,7 @@
                 <w:bCs/>
                 <w:color w:val="000000"/>
               </w:rPr>
-              <w:t xml:space="preserve">Digital </w:t>
-            </w:r>
-            <w:proofErr w:type="spellStart"/>
-            <w:r>
-              <w:rPr>
-                <w:rFonts w:cs="Times New Roman"/>
-                <w:bCs/>
-                <w:color w:val="000000"/>
-              </w:rPr>
-              <w:t>Linkworking</w:t>
-            </w:r>
-            <w:proofErr w:type="spellEnd"/>
-            <w:r>
-              <w:rPr>
-                <w:rFonts w:cs="Times New Roman"/>
-                <w:bCs/>
-                <w:color w:val="000000"/>
-              </w:rPr>
-              <w:t xml:space="preserve"> Tool </w:t>
+              <w:t xml:space="preserve">Digital Linkworking Tool </w:t>
             </w:r>
             <w:r>
               <w:rPr>
@@ -1648,7 +1520,7 @@
           </w:p>
           <w:p>
             <w:pPr>
-              <w:pStyle w:val="Listenabsatz"/>
+              <w:pStyle w:val="ListParagraph"/>
               <w:numPr>
                 <w:ilvl w:val="0"/>
                 <w:numId w:val="2"/>
@@ -1668,7 +1540,7 @@
           </w:p>
           <w:p>
             <w:pPr>
-              <w:pStyle w:val="Listenabsatz"/>
+              <w:pStyle w:val="ListParagraph"/>
               <w:numPr>
                 <w:ilvl w:val="0"/>
                 <w:numId w:val="2"/>
@@ -1763,14 +1635,12 @@
               </w:rPr>
               <w:t xml:space="preserve">Lead: </w:t>
             </w:r>
-            <w:proofErr w:type="spellStart"/>
-            <w:r>
-              <w:rPr>
-                <w:lang w:val="en-GB"/>
-              </w:rPr>
-              <w:t>ActiveGroup</w:t>
-            </w:r>
-            <w:proofErr w:type="spellEnd"/>
+            <w:r>
+              <w:rPr>
+                <w:lang w:val="en-GB"/>
+              </w:rPr>
+              <w:t>Active Group</w:t>
+            </w:r>
           </w:p>
           <w:p>
             <w:pPr>
@@ -1843,14 +1713,12 @@
               </w:rPr>
               <w:t xml:space="preserve">Lead: </w:t>
             </w:r>
-            <w:proofErr w:type="spellStart"/>
-            <w:r>
-              <w:rPr>
-                <w:lang w:val="en-GB"/>
-              </w:rPr>
-              <w:t>ActiveGroup</w:t>
-            </w:r>
-            <w:proofErr w:type="spellEnd"/>
+            <w:r>
+              <w:rPr>
+                <w:lang w:val="en-GB"/>
+              </w:rPr>
+              <w:t>Active Group</w:t>
+            </w:r>
           </w:p>
           <w:p>
             <w:pPr>
@@ -1863,16 +1731,14 @@
               <w:rPr>
                 <w:lang w:val="en-GB"/>
               </w:rPr>
-              <w:t xml:space="preserve">Based on the documentation from T6.5, the </w:t>
-            </w:r>
-            <w:proofErr w:type="spellStart"/>
-            <w:r>
-              <w:rPr>
-                <w:lang w:val="en-GB"/>
-              </w:rPr>
-              <w:t>ActiveGroup</w:t>
-            </w:r>
-            <w:proofErr w:type="spellEnd"/>
+              <w:t xml:space="preserve">Based on the documentation from T6.5, </w:t>
+            </w:r>
+            <w:r>
+              <w:rPr>
+                <w:lang w:val="en-GB"/>
+              </w:rPr>
+              <w:t>Active Group</w:t>
+            </w:r>
             <w:r>
               <w:rPr>
                 <w:lang w:val="en-GB"/>
@@ -1937,14 +1803,12 @@
               </w:rPr>
               <w:t xml:space="preserve">Lead: </w:t>
             </w:r>
-            <w:proofErr w:type="spellStart"/>
-            <w:r>
-              <w:rPr>
-                <w:lang w:val="en-GB"/>
-              </w:rPr>
-              <w:t>ActiveGroup</w:t>
-            </w:r>
-            <w:proofErr w:type="spellEnd"/>
+            <w:r>
+              <w:rPr>
+                <w:lang w:val="en-GB"/>
+              </w:rPr>
+              <w:t>Active Group</w:t>
+            </w:r>
           </w:p>
           <w:p>
             <w:pPr>
@@ -1957,16 +1821,14 @@
               <w:rPr>
                 <w:lang w:val="en-GB"/>
               </w:rPr>
-              <w:t xml:space="preserve">Parallel to the link worker training in task T9.2 and the intervention delivery in T9.6 and T10.1, the </w:t>
-            </w:r>
-            <w:proofErr w:type="spellStart"/>
-            <w:r>
-              <w:rPr>
-                <w:lang w:val="en-GB"/>
-              </w:rPr>
-              <w:t>ActiveGroup</w:t>
-            </w:r>
-            <w:proofErr w:type="spellEnd"/>
+              <w:t xml:space="preserve">Parallel to the link worker training in task T9.2 and the intervention delivery in T9.6 and T10.1, </w:t>
+            </w:r>
+            <w:r>
+              <w:rPr>
+                <w:lang w:val="en-GB"/>
+              </w:rPr>
+              <w:t>Active Group</w:t>
+            </w:r>
             <w:r>
               <w:rPr>
                 <w:lang w:val="en-GB"/>
@@ -2073,14 +1935,12 @@
               </w:rPr>
               <w:t xml:space="preserve">Lead: </w:t>
             </w:r>
-            <w:proofErr w:type="spellStart"/>
-            <w:r>
-              <w:rPr>
-                <w:lang w:val="en-GB"/>
-              </w:rPr>
-              <w:t>ActiveGroup</w:t>
-            </w:r>
-            <w:proofErr w:type="spellEnd"/>
+            <w:r>
+              <w:rPr>
+                <w:lang w:val="en-GB"/>
+              </w:rPr>
+              <w:t>Active Group</w:t>
+            </w:r>
           </w:p>
           <w:p>
             <w:pPr>
@@ -2093,16 +1953,14 @@
               <w:rPr>
                 <w:lang w:val="en-GB"/>
               </w:rPr>
-              <w:t xml:space="preserve">Based on the experiences from T7.2, the </w:t>
-            </w:r>
-            <w:proofErr w:type="spellStart"/>
-            <w:r>
-              <w:rPr>
-                <w:lang w:val="en-GB"/>
-              </w:rPr>
-              <w:t>ActiveGroup</w:t>
-            </w:r>
-            <w:proofErr w:type="spellEnd"/>
+              <w:t xml:space="preserve">Based on the experiences from T7.2, </w:t>
+            </w:r>
+            <w:r>
+              <w:rPr>
+                <w:lang w:val="en-GB"/>
+              </w:rPr>
+              <w:t>Active Group</w:t>
+            </w:r>
             <w:r>
               <w:rPr>
                 <w:lang w:val="en-GB"/>
@@ -2195,14 +2053,12 @@
               </w:rPr>
               <w:t xml:space="preserve">Lead: </w:t>
             </w:r>
-            <w:proofErr w:type="spellStart"/>
-            <w:r>
-              <w:rPr>
-                <w:lang w:val="en-GB"/>
-              </w:rPr>
-              <w:t>ActiveGroup</w:t>
-            </w:r>
-            <w:proofErr w:type="spellEnd"/>
+            <w:r>
+              <w:rPr>
+                <w:lang w:val="en-GB"/>
+              </w:rPr>
+              <w:t>Active Group</w:t>
+            </w:r>
           </w:p>
           <w:p>
             <w:pPr>
@@ -2215,16 +2071,14 @@
               <w:rPr>
                 <w:lang w:val="en-GB"/>
               </w:rPr>
-              <w:t xml:space="preserve">As final task in this WP, the </w:t>
-            </w:r>
-            <w:proofErr w:type="spellStart"/>
-            <w:r>
-              <w:rPr>
-                <w:lang w:val="en-GB"/>
-              </w:rPr>
-              <w:t>ActiveGroup</w:t>
-            </w:r>
-            <w:proofErr w:type="spellEnd"/>
+              <w:t xml:space="preserve">As final task in this WP, </w:t>
+            </w:r>
+            <w:r>
+              <w:rPr>
+                <w:lang w:val="en-GB"/>
+              </w:rPr>
+              <w:t>Active Group</w:t>
+            </w:r>
             <w:r>
               <w:rPr>
                 <w:lang w:val="en-GB"/>
@@ -2272,7 +2126,7 @@
     </w:p>
     <w:tbl>
       <w:tblPr>
-        <w:tblStyle w:val="Tabellenraster"/>
+        <w:tblStyle w:val="TableGrid"/>
         <w:tblW w:w="5000" w:type="pct"/>
         <w:tblLayout w:type="fixed"/>
         <w:tblLook w:val="04A0" w:firstRow="1" w:lastRow="0" w:firstColumn="1" w:lastColumn="0" w:noHBand="0" w:noVBand="1"/>
@@ -2300,12 +2154,12 @@
             <w:pPr>
               <w:pStyle w:val="Tabelle"/>
               <w:rPr>
-                <w:rStyle w:val="Fett"/>
-              </w:rPr>
-            </w:pPr>
-            <w:r>
-              <w:rPr>
-                <w:rStyle w:val="Fett"/>
+                <w:rStyle w:val="Strong"/>
+              </w:rPr>
+            </w:pPr>
+            <w:r>
+              <w:rPr>
+                <w:rStyle w:val="Strong"/>
               </w:rPr>
               <w:lastRenderedPageBreak/>
               <w:t>Number</w:t>
@@ -2321,12 +2175,12 @@
             <w:pPr>
               <w:pStyle w:val="Tabelle"/>
               <w:rPr>
-                <w:rStyle w:val="Fett"/>
-              </w:rPr>
-            </w:pPr>
-            <w:r>
-              <w:rPr>
-                <w:rStyle w:val="Fett"/>
+                <w:rStyle w:val="Strong"/>
+              </w:rPr>
+            </w:pPr>
+            <w:r>
+              <w:rPr>
+                <w:rStyle w:val="Strong"/>
               </w:rPr>
               <w:t>Deliverable name</w:t>
             </w:r>
@@ -2341,12 +2195,12 @@
             <w:pPr>
               <w:pStyle w:val="Tabelle"/>
               <w:rPr>
-                <w:rStyle w:val="Fett"/>
-              </w:rPr>
-            </w:pPr>
-            <w:r>
-              <w:rPr>
-                <w:rStyle w:val="Fett"/>
+                <w:rStyle w:val="Strong"/>
+              </w:rPr>
+            </w:pPr>
+            <w:r>
+              <w:rPr>
+                <w:rStyle w:val="Strong"/>
               </w:rPr>
               <w:t>Short description</w:t>
             </w:r>
@@ -2361,12 +2215,12 @@
             <w:pPr>
               <w:pStyle w:val="Tabelle"/>
               <w:rPr>
-                <w:rStyle w:val="Fett"/>
-              </w:rPr>
-            </w:pPr>
-            <w:r>
-              <w:rPr>
-                <w:rStyle w:val="Fett"/>
+                <w:rStyle w:val="Strong"/>
+              </w:rPr>
+            </w:pPr>
+            <w:r>
+              <w:rPr>
+                <w:rStyle w:val="Strong"/>
               </w:rPr>
               <w:t>Work package number</w:t>
             </w:r>
@@ -2381,12 +2235,12 @@
             <w:pPr>
               <w:pStyle w:val="Tabelle"/>
               <w:rPr>
-                <w:rStyle w:val="Fett"/>
-              </w:rPr>
-            </w:pPr>
-            <w:r>
-              <w:rPr>
-                <w:rStyle w:val="Fett"/>
+                <w:rStyle w:val="Strong"/>
+              </w:rPr>
+            </w:pPr>
+            <w:r>
+              <w:rPr>
+                <w:rStyle w:val="Strong"/>
               </w:rPr>
               <w:t>Short name of lead participant</w:t>
             </w:r>
@@ -2401,12 +2255,12 @@
             <w:pPr>
               <w:pStyle w:val="Tabelle"/>
               <w:rPr>
-                <w:rStyle w:val="Fett"/>
-              </w:rPr>
-            </w:pPr>
-            <w:r>
-              <w:rPr>
-                <w:rStyle w:val="Fett"/>
+                <w:rStyle w:val="Strong"/>
+              </w:rPr>
+            </w:pPr>
+            <w:r>
+              <w:rPr>
+                <w:rStyle w:val="Strong"/>
               </w:rPr>
               <w:t>Type</w:t>
             </w:r>
@@ -2421,12 +2275,12 @@
             <w:pPr>
               <w:pStyle w:val="Tabelle"/>
               <w:rPr>
-                <w:rStyle w:val="Fett"/>
-              </w:rPr>
-            </w:pPr>
-            <w:r>
-              <w:rPr>
-                <w:rStyle w:val="Fett"/>
+                <w:rStyle w:val="Strong"/>
+              </w:rPr>
+            </w:pPr>
+            <w:r>
+              <w:rPr>
+                <w:rStyle w:val="Strong"/>
               </w:rPr>
               <w:t>Dissemination level</w:t>
             </w:r>
@@ -2441,18 +2295,18 @@
             <w:pPr>
               <w:pStyle w:val="Tabelle"/>
               <w:rPr>
-                <w:rStyle w:val="Fett"/>
-              </w:rPr>
-            </w:pPr>
-            <w:r>
-              <w:rPr>
-                <w:rStyle w:val="Fett"/>
+                <w:rStyle w:val="Strong"/>
+              </w:rPr>
+            </w:pPr>
+            <w:r>
+              <w:rPr>
+                <w:rStyle w:val="Strong"/>
               </w:rPr>
               <w:t>Delivery date</w:t>
             </w:r>
             <w:r>
               <w:rPr>
-                <w:rStyle w:val="Fett"/>
+                <w:rStyle w:val="Strong"/>
               </w:rPr>
               <w:t xml:space="preserve"> (in months)</w:t>
             </w:r>
@@ -3302,11 +3156,9 @@
             <w:pPr>
               <w:pStyle w:val="Tabelle"/>
             </w:pPr>
-            <w:proofErr w:type="spellStart"/>
             <w:r>
               <w:t>Concentris</w:t>
             </w:r>
-            <w:proofErr w:type="spellEnd"/>
           </w:p>
         </w:tc>
         <w:tc>
@@ -3538,11 +3390,9 @@
             <w:pPr>
               <w:pStyle w:val="Tabelle"/>
             </w:pPr>
-            <w:proofErr w:type="spellStart"/>
-            <w:r>
-              <w:t>ActiveGroup</w:t>
-            </w:r>
-            <w:proofErr w:type="spellEnd"/>
+            <w:r>
+              <w:t>Active Group</w:t>
+            </w:r>
           </w:p>
         </w:tc>
         <w:tc>
@@ -3654,11 +3504,9 @@
             <w:pPr>
               <w:pStyle w:val="Tabelle"/>
             </w:pPr>
-            <w:proofErr w:type="spellStart"/>
-            <w:r>
-              <w:t>ActiveGroup</w:t>
-            </w:r>
-            <w:proofErr w:type="spellEnd"/>
+            <w:r>
+              <w:t>Active Group</w:t>
+            </w:r>
           </w:p>
         </w:tc>
         <w:tc>
@@ -3771,11 +3619,9 @@
             <w:pPr>
               <w:pStyle w:val="Tabelle"/>
             </w:pPr>
-            <w:proofErr w:type="spellStart"/>
-            <w:r>
-              <w:t>Activegroup</w:t>
-            </w:r>
-            <w:proofErr w:type="spellEnd"/>
+            <w:r>
+              <w:t>Active Group</w:t>
+            </w:r>
           </w:p>
         </w:tc>
         <w:tc>
@@ -3860,17 +3706,7 @@
               <w:pStyle w:val="Tabelle"/>
             </w:pPr>
             <w:r>
-              <w:t xml:space="preserve">The digital tool to support link worker as </w:t>
-            </w:r>
-            <w:proofErr w:type="spellStart"/>
-            <w:proofErr w:type="gramStart"/>
-            <w:r>
-              <w:t>a</w:t>
-            </w:r>
-            <w:proofErr w:type="spellEnd"/>
-            <w:proofErr w:type="gramEnd"/>
-            <w:r>
-              <w:t xml:space="preserve"> open source software</w:t>
+              <w:t>The digital tool to support link worker as a open source software</w:t>
             </w:r>
           </w:p>
         </w:tc>
@@ -3897,11 +3733,9 @@
             <w:pPr>
               <w:pStyle w:val="Tabelle"/>
             </w:pPr>
-            <w:proofErr w:type="spellStart"/>
             <w:r>
               <w:t>AdvtiveGroup</w:t>
             </w:r>
-            <w:proofErr w:type="spellEnd"/>
           </w:p>
         </w:tc>
         <w:tc>
@@ -4346,15 +4180,7 @@
               <w:pStyle w:val="Tabelle"/>
             </w:pPr>
             <w:r>
-              <w:t xml:space="preserve">Report after the last-patient-out of the </w:t>
-            </w:r>
-            <w:proofErr w:type="gramStart"/>
-            <w:r>
-              <w:t>trial..</w:t>
-            </w:r>
-            <w:proofErr w:type="gramEnd"/>
-            <w:r>
-              <w:t xml:space="preserve"> I</w:t>
+              <w:t>Report after the last-patient-out of the trial.. I</w:t>
             </w:r>
             <w:r>
               <w:t>nclud</w:t>
@@ -5285,13 +5111,8 @@
             <w:pPr>
               <w:pStyle w:val="Tabelle"/>
             </w:pPr>
-            <w:proofErr w:type="spellStart"/>
-            <w:r>
-              <w:t>Qualitatiye</w:t>
-            </w:r>
-            <w:proofErr w:type="spellEnd"/>
-            <w:r>
-              <w:t xml:space="preserve"> study publication update</w:t>
+            <w:r>
+              <w:t>Qualitatiye study publication update</w:t>
             </w:r>
           </w:p>
         </w:tc>
@@ -5650,11 +5471,9 @@
             <w:pPr>
               <w:pStyle w:val="Tabelle"/>
             </w:pPr>
-            <w:proofErr w:type="spellStart"/>
             <w:r>
               <w:t>Concentris</w:t>
             </w:r>
-            <w:proofErr w:type="spellEnd"/>
           </w:p>
         </w:tc>
         <w:tc>
@@ -6004,11 +5823,9 @@
             <w:pPr>
               <w:pStyle w:val="Tabelle"/>
             </w:pPr>
-            <w:proofErr w:type="spellStart"/>
             <w:r>
               <w:t>Eurohealthnet</w:t>
             </w:r>
-            <w:proofErr w:type="spellEnd"/>
           </w:p>
         </w:tc>
         <w:tc>
@@ -6120,11 +5937,9 @@
             <w:pPr>
               <w:pStyle w:val="Tabelle"/>
             </w:pPr>
-            <w:proofErr w:type="spellStart"/>
             <w:r>
               <w:t>Eurohealthnet</w:t>
             </w:r>
-            <w:proofErr w:type="spellEnd"/>
           </w:p>
         </w:tc>
         <w:tc>
@@ -6209,15 +6024,7 @@
               <w:pStyle w:val="Tabelle"/>
             </w:pPr>
             <w:r>
-              <w:t xml:space="preserve">Final exploitation plan to facilitate the </w:t>
-            </w:r>
-            <w:proofErr w:type="spellStart"/>
-            <w:r>
-              <w:t>explotation</w:t>
-            </w:r>
-            <w:proofErr w:type="spellEnd"/>
-            <w:r>
-              <w:t xml:space="preserve"> of SP-EU towards the highest possible impact after the end of the project</w:t>
+              <w:t>Final exploitation plan to facilitate the explotation of SP-EU towards the highest possible impact after the end of the project</w:t>
             </w:r>
           </w:p>
         </w:tc>
@@ -6244,11 +6051,9 @@
             <w:pPr>
               <w:pStyle w:val="Tabelle"/>
             </w:pPr>
-            <w:proofErr w:type="spellStart"/>
             <w:r>
               <w:t>Eurohealthnet</w:t>
             </w:r>
-            <w:proofErr w:type="spellEnd"/>
           </w:p>
         </w:tc>
         <w:tc>
@@ -6308,8 +6113,6 @@
           <w:lang w:val="en-US"/>
         </w:rPr>
       </w:pPr>
-      <w:bookmarkStart w:id="0" w:name="_GoBack"/>
-      <w:bookmarkEnd w:id="0"/>
     </w:p>
     <w:sectPr>
       <w:pgSz w:w="11906" w:h="16838"/>
@@ -6322,7 +6125,7 @@
 </file>
 
 <file path=word/numbering.xml><?xml version="1.0" encoding="utf-8"?>
-<w:numbering xmlns:wpc="http://schemas.microsoft.com/office/word/2010/wordprocessingCanvas" xmlns:cx="http://schemas.microsoft.com/office/drawing/2014/chartex" xmlns:cx1="http://schemas.microsoft.com/office/drawing/2015/9/8/chartex" xmlns:cx2="http://schemas.microsoft.com/office/drawing/2015/10/21/chartex" xmlns:cx3="http://schemas.microsoft.com/office/drawing/2016/5/9/chartex" xmlns:cx4="http://schemas.microsoft.com/office/drawing/2016/5/10/chartex" xmlns:cx5="http://schemas.microsoft.com/office/drawing/2016/5/11/chartex" xmlns:cx6="http://schemas.microsoft.com/office/drawing/2016/5/12/chartex" xmlns:cx7="http://schemas.microsoft.com/office/drawing/2016/5/13/chartex" xmlns:cx8="http://schemas.microsoft.com/office/drawing/2016/5/14/chartex" xmlns:mc="http://schemas.openxmlformats.org/markup-compatibility/2006" xmlns:aink="http://schemas.microsoft.com/office/drawing/2016/ink" xmlns:am3d="http://schemas.microsoft.com/office/drawing/2017/model3d" xmlns:o="urn:schemas-microsoft-com:office:office" xmlns:r="http://schemas.openxmlformats.org/officeDocument/2006/relationships" xmlns:m="http://schemas.openxmlformats.org/officeDocument/2006/math" xmlns:v="urn:schemas-microsoft-com:vml" xmlns:wp14="http://schemas.microsoft.com/office/word/2010/wordprocessingDrawing" xmlns:wp="http://schemas.openxmlformats.org/drawingml/2006/wordprocessingDrawing" xmlns:w10="urn:schemas-microsoft-com:office:word" xmlns:w="http://schemas.openxmlformats.org/wordprocessingml/2006/main" xmlns:w14="http://schemas.microsoft.com/office/word/2010/wordml" xmlns:w15="http://schemas.microsoft.com/office/word/2012/wordml" xmlns:w16cid="http://schemas.microsoft.com/office/word/2016/wordml/cid" xmlns:w16se="http://schemas.microsoft.com/office/word/2015/wordml/symex" xmlns:wpg="http://schemas.microsoft.com/office/word/2010/wordprocessingGroup" xmlns:wpi="http://schemas.microsoft.com/office/word/2010/wordprocessingInk" xmlns:wne="http://schemas.microsoft.com/office/word/2006/wordml" xmlns:wps="http://schemas.microsoft.com/office/word/2010/wordprocessingShape" mc:Ignorable="w14 w15 w16se w16cid wp14">
+<w:numbering xmlns:wpc="http://schemas.microsoft.com/office/word/2010/wordprocessingCanvas" xmlns:cx="http://schemas.microsoft.com/office/drawing/2014/chartex" xmlns:cx1="http://schemas.microsoft.com/office/drawing/2015/9/8/chartex" xmlns:cx2="http://schemas.microsoft.com/office/drawing/2015/10/21/chartex" xmlns:cx3="http://schemas.microsoft.com/office/drawing/2016/5/9/chartex" xmlns:cx4="http://schemas.microsoft.com/office/drawing/2016/5/10/chartex" xmlns:cx5="http://schemas.microsoft.com/office/drawing/2016/5/11/chartex" xmlns:cx6="http://schemas.microsoft.com/office/drawing/2016/5/12/chartex" xmlns:cx7="http://schemas.microsoft.com/office/drawing/2016/5/13/chartex" xmlns:cx8="http://schemas.microsoft.com/office/drawing/2016/5/14/chartex" xmlns:mc="http://schemas.openxmlformats.org/markup-compatibility/2006" xmlns:aink="http://schemas.microsoft.com/office/drawing/2016/ink" xmlns:am3d="http://schemas.microsoft.com/office/drawing/2017/model3d" xmlns:o="urn:schemas-microsoft-com:office:office" xmlns:oel="http://schemas.microsoft.com/office/2019/extlst" xmlns:r="http://schemas.openxmlformats.org/officeDocument/2006/relationships" xmlns:m="http://schemas.openxmlformats.org/officeDocument/2006/math" xmlns:v="urn:schemas-microsoft-com:vml" xmlns:wp14="http://schemas.microsoft.com/office/word/2010/wordprocessingDrawing" xmlns:wp="http://schemas.openxmlformats.org/drawingml/2006/wordprocessingDrawing" xmlns:w10="urn:schemas-microsoft-com:office:word" xmlns:w="http://schemas.openxmlformats.org/wordprocessingml/2006/main" xmlns:w14="http://schemas.microsoft.com/office/word/2010/wordml" xmlns:w15="http://schemas.microsoft.com/office/word/2012/wordml" xmlns:w16cex="http://schemas.microsoft.com/office/word/2018/wordml/cex" xmlns:w16cid="http://schemas.microsoft.com/office/word/2016/wordml/cid" xmlns:w16="http://schemas.microsoft.com/office/word/2018/wordml" xmlns:w16sdtdh="http://schemas.microsoft.com/office/word/2020/wordml/sdtdatahash" xmlns:w16se="http://schemas.microsoft.com/office/word/2015/wordml/symex" xmlns:wpg="http://schemas.microsoft.com/office/word/2010/wordprocessingGroup" xmlns:wpi="http://schemas.microsoft.com/office/word/2010/wordprocessingInk" xmlns:wne="http://schemas.microsoft.com/office/word/2006/wordml" xmlns:wps="http://schemas.microsoft.com/office/word/2010/wordprocessingShape" mc:Ignorable="w14 w15 w16se w16cid w16 w16cex w16sdtdh wp14">
   <w:abstractNum w:abstractNumId="0" w15:restartNumberingAfterBreak="0">
     <w:nsid w:val="06C27D37"/>
     <w:multiLevelType w:val="hybridMultilevel"/>
@@ -6549,17 +6352,17 @@
       </w:rPr>
     </w:lvl>
   </w:abstractNum>
-  <w:num w:numId="1">
+  <w:num w:numId="1" w16cid:durableId="1055785469">
     <w:abstractNumId w:val="0"/>
   </w:num>
-  <w:num w:numId="2">
+  <w:num w:numId="2" w16cid:durableId="570581313">
     <w:abstractNumId w:val="1"/>
   </w:num>
 </w:numbering>
 </file>
 
 <file path=word/styles.xml><?xml version="1.0" encoding="utf-8"?>
-<w:styles xmlns:mc="http://schemas.openxmlformats.org/markup-compatibility/2006" xmlns:r="http://schemas.openxmlformats.org/officeDocument/2006/relationships" xmlns:w="http://schemas.openxmlformats.org/wordprocessingml/2006/main" xmlns:w14="http://schemas.microsoft.com/office/word/2010/wordml" xmlns:w15="http://schemas.microsoft.com/office/word/2012/wordml" xmlns:w16cid="http://schemas.microsoft.com/office/word/2016/wordml/cid" xmlns:w16se="http://schemas.microsoft.com/office/word/2015/wordml/symex" mc:Ignorable="w14 w15 w16se w16cid">
+<w:styles xmlns:mc="http://schemas.openxmlformats.org/markup-compatibility/2006" xmlns:r="http://schemas.openxmlformats.org/officeDocument/2006/relationships" xmlns:w="http://schemas.openxmlformats.org/wordprocessingml/2006/main" xmlns:w14="http://schemas.microsoft.com/office/word/2010/wordml" xmlns:w15="http://schemas.microsoft.com/office/word/2012/wordml" xmlns:w16cex="http://schemas.microsoft.com/office/word/2018/wordml/cex" xmlns:w16cid="http://schemas.microsoft.com/office/word/2016/wordml/cid" xmlns:w16="http://schemas.microsoft.com/office/word/2018/wordml" xmlns:w16sdtdh="http://schemas.microsoft.com/office/word/2020/wordml/sdtdatahash" xmlns:w16se="http://schemas.microsoft.com/office/word/2015/wordml/symex" mc:Ignorable="w14 w15 w16se w16cid w16 w16cex w16sdtdh">
   <w:docDefaults>
     <w:rPrDefault>
       <w:rPr>
@@ -6575,7 +6378,7 @@
       </w:pPr>
     </w:pPrDefault>
   </w:docDefaults>
-  <w:latentStyles w:defLockedState="0" w:defUIPriority="99" w:defSemiHidden="0" w:defUnhideWhenUsed="0" w:defQFormat="0" w:count="375">
+  <w:latentStyles w:defLockedState="0" w:defUIPriority="99" w:defSemiHidden="0" w:defUnhideWhenUsed="0" w:defQFormat="0" w:count="376">
     <w:lsdException w:name="Normal" w:uiPriority="0" w:qFormat="1"/>
     <w:lsdException w:name="heading 1" w:uiPriority="9" w:qFormat="1"/>
     <w:lsdException w:name="heading 2" w:semiHidden="1" w:uiPriority="9" w:unhideWhenUsed="1" w:qFormat="1"/>
@@ -6951,8 +6754,9 @@
     <w:lsdException w:name="Smart Hyperlink" w:semiHidden="1" w:unhideWhenUsed="1"/>
     <w:lsdException w:name="Hashtag" w:semiHidden="1" w:unhideWhenUsed="1"/>
     <w:lsdException w:name="Unresolved Mention" w:semiHidden="1" w:unhideWhenUsed="1"/>
+    <w:lsdException w:name="Smart Link" w:semiHidden="1" w:unhideWhenUsed="1"/>
   </w:latentStyles>
-  <w:style w:type="paragraph" w:default="1" w:styleId="Standard">
+  <w:style w:type="paragraph" w:default="1" w:styleId="Normal">
     <w:name w:val="Normal"/>
     <w:qFormat/>
     <w:rsid w:val="00B0729C"/>
@@ -6964,13 +6768,13 @@
       <w:rFonts w:ascii="Times New Roman" w:hAnsi="Times New Roman"/>
     </w:rPr>
   </w:style>
-  <w:style w:type="character" w:default="1" w:styleId="Absatz-Standardschriftart">
+  <w:style w:type="character" w:default="1" w:styleId="DefaultParagraphFont">
     <w:name w:val="Default Paragraph Font"/>
     <w:uiPriority w:val="1"/>
     <w:semiHidden/>
     <w:unhideWhenUsed/>
   </w:style>
-  <w:style w:type="table" w:default="1" w:styleId="NormaleTabelle">
+  <w:style w:type="table" w:default="1" w:styleId="TableNormal">
     <w:name w:val="Normal Table"/>
     <w:uiPriority w:val="99"/>
     <w:semiHidden/>
@@ -6985,15 +6789,15 @@
       </w:tblCellMar>
     </w:tblPr>
   </w:style>
-  <w:style w:type="numbering" w:default="1" w:styleId="KeineListe">
+  <w:style w:type="numbering" w:default="1" w:styleId="NoList">
     <w:name w:val="No List"/>
     <w:uiPriority w:val="99"/>
     <w:semiHidden/>
     <w:unhideWhenUsed/>
   </w:style>
-  <w:style w:type="paragraph" w:styleId="Listenabsatz">
+  <w:style w:type="paragraph" w:styleId="ListParagraph">
     <w:name w:val="List Paragraph"/>
-    <w:basedOn w:val="Standard"/>
+    <w:basedOn w:val="Normal"/>
     <w:uiPriority w:val="34"/>
     <w:qFormat/>
     <w:rsid w:val="001E4BE8"/>
@@ -7002,9 +6806,9 @@
       <w:contextualSpacing/>
     </w:pPr>
   </w:style>
-  <w:style w:type="table" w:styleId="Tabellenraster">
+  <w:style w:type="table" w:styleId="TableGrid">
     <w:name w:val="Table Grid"/>
-    <w:basedOn w:val="NormaleTabelle"/>
+    <w:basedOn w:val="TableNormal"/>
     <w:uiPriority w:val="39"/>
     <w:rsid w:val="00FA191D"/>
     <w:pPr>
@@ -7021,9 +6825,9 @@
       </w:tblBorders>
     </w:tblPr>
   </w:style>
-  <w:style w:type="character" w:styleId="Fett">
+  <w:style w:type="character" w:styleId="Strong">
     <w:name w:val="Strong"/>
-    <w:basedOn w:val="Absatz-Standardschriftart"/>
+    <w:basedOn w:val="DefaultParagraphFont"/>
     <w:uiPriority w:val="22"/>
     <w:qFormat/>
     <w:rsid w:val="00FA191D"/>
@@ -7034,7 +6838,7 @@
   </w:style>
   <w:style w:type="paragraph" w:customStyle="1" w:styleId="Tabelle">
     <w:name w:val="Tabelle"/>
-    <w:basedOn w:val="Standard"/>
+    <w:basedOn w:val="Normal"/>
     <w:qFormat/>
     <w:rsid w:val="00FA191D"/>
     <w:pPr>
@@ -7310,6 +7114,26 @@
 </file>
 
 <file path=customXml/item1.xml><?xml version="1.0" encoding="utf-8"?>
+<p:properties xmlns:p="http://schemas.microsoft.com/office/2006/metadata/properties" xmlns:xsi="http://www.w3.org/2001/XMLSchema-instance" xmlns:pc="http://schemas.microsoft.com/office/infopath/2007/PartnerControls">
+  <documentManagement>
+    <TaxCatchAll xmlns="dcc6f0a3-aea3-4db8-b5ae-f20a1f513c61" xsi:nil="true"/>
+    <lcf76f155ced4ddcb4097134ff3c332f xmlns="492e5336-73a6-4f10-8250-b076e6c44122">
+      <Terms xmlns="http://schemas.microsoft.com/office/infopath/2007/PartnerControls"/>
+    </lcf76f155ced4ddcb4097134ff3c332f>
+  </documentManagement>
+</p:properties>
+</file>
+
+<file path=customXml/item2.xml><?xml version="1.0" encoding="utf-8"?>
+<?mso-contentType ?>
+<FormTemplates xmlns="http://schemas.microsoft.com/sharepoint/v3/contenttype/forms">
+  <Display>DocumentLibraryForm</Display>
+  <Edit>DocumentLibraryForm</Edit>
+  <New>DocumentLibraryForm</New>
+</FormTemplates>
+</file>
+
+<file path=customXml/item3.xml><?xml version="1.0" encoding="utf-8"?>
 <ct:contentTypeSchema xmlns:ct="http://schemas.microsoft.com/office/2006/metadata/contentType" xmlns:ma="http://schemas.microsoft.com/office/2006/metadata/properties/metaAttributes" ct:_="" ma:_="" ma:contentTypeName="Document" ma:contentTypeID="0x0101007053BD50B38A124D86C81B9D0CF79518" ma:contentTypeVersion="13" ma:contentTypeDescription="Create a new document." ma:contentTypeScope="" ma:versionID="8628224a8a407fa2c2956ce9495315db">
   <xsd:schema xmlns:xsd="http://www.w3.org/2001/XMLSchema" xmlns:xs="http://www.w3.org/2001/XMLSchema" xmlns:p="http://schemas.microsoft.com/office/2006/metadata/properties" xmlns:ns2="492e5336-73a6-4f10-8250-b076e6c44122" xmlns:ns3="dcc6f0a3-aea3-4db8-b5ae-f20a1f513c61" targetNamespace="http://schemas.microsoft.com/office/2006/metadata/properties" ma:root="true" ma:fieldsID="7b0051198aa5c01e1b834db23c915deb" ns2:_="" ns3:_="">
     <xsd:import namespace="492e5336-73a6-4f10-8250-b076e6c44122"/>
@@ -7532,27 +7356,26 @@
 </ct:contentTypeSchema>
 </file>
 
-<file path=customXml/item2.xml><?xml version="1.0" encoding="utf-8"?>
-<?mso-contentType ?>
-<FormTemplates xmlns="http://schemas.microsoft.com/sharepoint/v3/contenttype/forms">
-  <Display>DocumentLibraryForm</Display>
-  <Edit>DocumentLibraryForm</Edit>
-  <New>DocumentLibraryForm</New>
-</FormTemplates>
+<file path=customXml/itemProps1.xml><?xml version="1.0" encoding="utf-8"?>
+<ds:datastoreItem xmlns:ds="http://schemas.openxmlformats.org/officeDocument/2006/customXml" ds:itemID="{23083856-1532-41D9-92DD-D12C11460DB8}">
+  <ds:schemaRefs>
+    <ds:schemaRef ds:uri="http://schemas.microsoft.com/office/2006/metadata/properties"/>
+    <ds:schemaRef ds:uri="http://schemas.microsoft.com/office/infopath/2007/PartnerControls"/>
+    <ds:schemaRef ds:uri="dcc6f0a3-aea3-4db8-b5ae-f20a1f513c61"/>
+    <ds:schemaRef ds:uri="492e5336-73a6-4f10-8250-b076e6c44122"/>
+  </ds:schemaRefs>
+</ds:datastoreItem>
 </file>
 
-<file path=customXml/item3.xml><?xml version="1.0" encoding="utf-8"?>
-<p:properties xmlns:p="http://schemas.microsoft.com/office/2006/metadata/properties" xmlns:xsi="http://www.w3.org/2001/XMLSchema-instance" xmlns:pc="http://schemas.microsoft.com/office/infopath/2007/PartnerControls">
-  <documentManagement>
-    <TaxCatchAll xmlns="dcc6f0a3-aea3-4db8-b5ae-f20a1f513c61" xsi:nil="true"/>
-    <lcf76f155ced4ddcb4097134ff3c332f xmlns="492e5336-73a6-4f10-8250-b076e6c44122">
-      <Terms xmlns="http://schemas.microsoft.com/office/infopath/2007/PartnerControls"/>
-    </lcf76f155ced4ddcb4097134ff3c332f>
-  </documentManagement>
-</p:properties>
+<file path=customXml/itemProps2.xml><?xml version="1.0" encoding="utf-8"?>
+<ds:datastoreItem xmlns:ds="http://schemas.openxmlformats.org/officeDocument/2006/customXml" ds:itemID="{DAB61924-11D9-46CB-B438-EC53B17538B7}">
+  <ds:schemaRefs>
+    <ds:schemaRef ds:uri="http://schemas.microsoft.com/sharepoint/v3/contenttype/forms"/>
+  </ds:schemaRefs>
+</ds:datastoreItem>
 </file>
 
-<file path=customXml/itemProps1.xml><?xml version="1.0" encoding="utf-8"?>
+<file path=customXml/itemProps3.xml><?xml version="1.0" encoding="utf-8"?>
 <ds:datastoreItem xmlns:ds="http://schemas.openxmlformats.org/officeDocument/2006/customXml" ds:itemID="{16CAD777-2889-4946-9172-DB92B5BEFDDA}">
   <ds:schemaRefs>
     <ds:schemaRef ds:uri="http://schemas.microsoft.com/office/2006/metadata/contentType"/>
@@ -7569,29 +7392,4 @@
     <ds:schemaRef ds:uri="http://schemas.microsoft.com/internal/obd"/>
   </ds:schemaRefs>
 </ds:datastoreItem>
-</file>
-
-<file path=customXml/itemProps2.xml><?xml version="1.0" encoding="utf-8"?>
-<ds:datastoreItem xmlns:ds="http://schemas.openxmlformats.org/officeDocument/2006/customXml" ds:itemID="{DAB61924-11D9-46CB-B438-EC53B17538B7}">
-  <ds:schemaRefs>
-    <ds:schemaRef ds:uri="http://schemas.microsoft.com/sharepoint/v3/contenttype/forms"/>
-  </ds:schemaRefs>
-</ds:datastoreItem>
-</file>
-
-<file path=customXml/itemProps3.xml><?xml version="1.0" encoding="utf-8"?>
-<ds:datastoreItem xmlns:ds="http://schemas.openxmlformats.org/officeDocument/2006/customXml" ds:itemID="{23083856-1532-41D9-92DD-D12C11460DB8}">
-  <ds:schemaRefs>
-    <ds:schemaRef ds:uri="dcc6f0a3-aea3-4db8-b5ae-f20a1f513c61"/>
-    <ds:schemaRef ds:uri="http://schemas.openxmlformats.org/package/2006/metadata/core-properties"/>
-    <ds:schemaRef ds:uri="http://schemas.microsoft.com/office/infopath/2007/PartnerControls"/>
-    <ds:schemaRef ds:uri="http://www.w3.org/XML/1998/namespace"/>
-    <ds:schemaRef ds:uri="http://purl.org/dc/dcmitype/"/>
-    <ds:schemaRef ds:uri="http://schemas.microsoft.com/office/2006/documentManagement/types"/>
-    <ds:schemaRef ds:uri="http://purl.org/dc/terms/"/>
-    <ds:schemaRef ds:uri="http://schemas.microsoft.com/office/2006/metadata/properties"/>
-    <ds:schemaRef ds:uri="492e5336-73a6-4f10-8250-b076e6c44122"/>
-    <ds:schemaRef ds:uri="http://purl.org/dc/elements/1.1/"/>
-  </ds:schemaRefs>
-</ds:datastoreItem>
 </file>
--- a/digitaltool_2024_03_13.docx
+++ b/digitaltool_2024_03_13.docx
@@ -1060,7 +1060,197 @@
               <w:rPr>
                 <w:lang w:val="en-GB"/>
               </w:rPr>
-              <w:t xml:space="preserve"> will develop an open source linkworking tool. Describe here more in detail how. This task will result in a demonstrator which is D6.2. The results of T6.3 feed into T6.4 and T6.5.</w:t>
+              <w:t xml:space="preserve"> will develop an open source linkworking tool. </w:t>
+            </w:r>
+            <w:r>
+              <w:rPr>
+                <w:lang w:val="en-GB"/>
+              </w:rPr>
+              <w:t>Active Group will</w:t>
+            </w:r>
+            <w:r>
+              <w:rPr>
+                <w:lang w:val="en-GB"/>
+              </w:rPr>
+              <w:t xml:space="preserve"> </w:t>
+            </w:r>
+            <w:r>
+              <w:rPr>
+                <w:lang w:val="en-GB"/>
+              </w:rPr>
+              <w:t>set up development infrastructure including source-code management, issue tracking, and a reproducible build environment and continuous-integration proces</w:t>
+            </w:r>
+          </w:p>
+          <w:p>
+            <w:pPr>
+              <w:pStyle w:val="ListParagraph"/>
+              <w:numPr>
+                <w:ilvl w:val="0"/>
+                <w:numId w:val="4"/>
+              </w:numPr>
+              <w:spacing w:before="60" w:after="60"/>
+              <w:rPr>
+                <w:lang w:val="en-GB"/>
+              </w:rPr>
+            </w:pPr>
+            <w:r>
+              <w:rPr>
+                <w:lang w:val="en-GB"/>
+              </w:rPr>
+              <w:t>assemble a sample dataset for presentation in the tool</w:t>
+            </w:r>
+            <w:r>
+              <w:rPr>
+                <w:lang w:val="en-GB"/>
+              </w:rPr>
+              <w:t>,</w:t>
+            </w:r>
+          </w:p>
+          <w:p>
+            <w:pPr>
+              <w:pStyle w:val="ListParagraph"/>
+              <w:numPr>
+                <w:ilvl w:val="0"/>
+                <w:numId w:val="4"/>
+              </w:numPr>
+              <w:spacing w:before="60" w:after="60"/>
+              <w:rPr>
+                <w:lang w:val="en-GB"/>
+              </w:rPr>
+            </w:pPr>
+            <w:r>
+              <w:rPr>
+                <w:lang w:val="en-GB"/>
+              </w:rPr>
+              <w:t>implement a backend for the tool, and provide it with the sample dataset</w:t>
+            </w:r>
+            <w:r>
+              <w:rPr>
+                <w:lang w:val="en-GB"/>
+              </w:rPr>
+              <w:t>,</w:t>
+            </w:r>
+          </w:p>
+          <w:p>
+            <w:pPr>
+              <w:pStyle w:val="ListParagraph"/>
+              <w:numPr>
+                <w:ilvl w:val="0"/>
+                <w:numId w:val="4"/>
+              </w:numPr>
+              <w:spacing w:before="60" w:after="60"/>
+              <w:rPr>
+                <w:lang w:val="en-GB"/>
+              </w:rPr>
+            </w:pPr>
+            <w:r>
+              <w:rPr>
+                <w:lang w:val="en-GB"/>
+              </w:rPr>
+              <w:t>implement</w:t>
+            </w:r>
+            <w:r>
+              <w:rPr>
+                <w:lang w:val="en-GB"/>
+              </w:rPr>
+              <w:t xml:space="preserve"> a frontend for linkworkers that allows finding local offerings.</w:t>
+            </w:r>
+          </w:p>
+          <w:p>
+            <w:pPr>
+              <w:spacing w:before="60" w:after="60"/>
+              <w:rPr>
+                <w:lang w:val="en-GB"/>
+              </w:rPr>
+            </w:pPr>
+            <w:r>
+              <w:rPr>
+                <w:lang w:val="en-GB"/>
+              </w:rPr>
+              <w:t>P</w:t>
+            </w:r>
+            <w:r>
+              <w:rPr>
+                <w:lang w:val="en-GB"/>
+              </w:rPr>
+              <w:t>arallel to the backend/frontend</w:t>
+            </w:r>
+            <w:r>
+              <w:rPr>
+                <w:lang w:val="en-GB"/>
+              </w:rPr>
+              <w:t xml:space="preserve"> development, Active Group will:</w:t>
+            </w:r>
+          </w:p>
+          <w:p>
+            <w:pPr>
+              <w:pStyle w:val="ListParagraph"/>
+              <w:numPr>
+                <w:ilvl w:val="0"/>
+                <w:numId w:val="4"/>
+              </w:numPr>
+              <w:spacing w:before="60" w:after="60"/>
+              <w:rPr>
+                <w:lang w:val="en-GB"/>
+              </w:rPr>
+            </w:pPr>
+            <w:r>
+              <w:rPr>
+                <w:lang w:val="en-GB"/>
+              </w:rPr>
+              <w:t>implement a scraper for local offerings from public GIS sources,</w:t>
+            </w:r>
+          </w:p>
+          <w:p>
+            <w:pPr>
+              <w:pStyle w:val="ListParagraph"/>
+              <w:numPr>
+                <w:ilvl w:val="0"/>
+                <w:numId w:val="4"/>
+              </w:numPr>
+              <w:spacing w:before="60" w:after="60"/>
+              <w:rPr>
+                <w:lang w:val="en-GB"/>
+              </w:rPr>
+            </w:pPr>
+            <w:r>
+              <w:rPr>
+                <w:lang w:val="en-GB"/>
+              </w:rPr>
+              <w:t>implement a curation frontend for the system,</w:t>
+            </w:r>
+          </w:p>
+          <w:p>
+            <w:pPr>
+              <w:pStyle w:val="ListParagraph"/>
+              <w:numPr>
+                <w:ilvl w:val="0"/>
+                <w:numId w:val="4"/>
+              </w:numPr>
+              <w:spacing w:before="60" w:after="60"/>
+              <w:rPr>
+                <w:lang w:val="en-GB"/>
+              </w:rPr>
+            </w:pPr>
+            <w:r>
+              <w:rPr>
+                <w:lang w:val="en-GB"/>
+              </w:rPr>
+              <w:t>implement an AI-based curator for these sources.</w:t>
+            </w:r>
+          </w:p>
+          <w:p>
+            <w:pPr>
+              <w:spacing w:before="60" w:after="60"/>
+              <w:rPr>
+                <w:lang w:val="en-GB"/>
+              </w:rPr>
+            </w:pPr>
+            <w:r>
+              <w:rPr>
+                <w:lang w:val="en-GB"/>
+              </w:rPr>
+              <w:t>This task will result in a demonstrator which is D6.2. The results of T6.3 feed into T6.4 and T6.5.</w:t>
             </w:r>
           </w:p>
           <w:p>
@@ -1351,6 +1541,7 @@
                 <w:b/>
                 <w:lang w:val="en-GB"/>
               </w:rPr>
+              <w:lastRenderedPageBreak/>
               <w:t xml:space="preserve">Work package number </w:t>
             </w:r>
           </w:p>
@@ -1534,7 +1725,6 @@
               <w:rPr>
                 <w:lang w:val="en-GB"/>
               </w:rPr>
-              <w:lastRenderedPageBreak/>
               <w:t>Train and support link workers to use the tool</w:t>
             </w:r>
           </w:p>
@@ -6240,6 +6430,230 @@
     </w:lvl>
   </w:abstractNum>
   <w:abstractNum w:abstractNumId="1" w15:restartNumberingAfterBreak="0">
+    <w:nsid w:val="09A10EA7"/>
+    <w:multiLevelType w:val="hybridMultilevel"/>
+    <w:tmpl w:val="A51479EE"/>
+    <w:lvl w:ilvl="0" w:tplc="69FE9A4A">
+      <w:numFmt w:val="bullet"/>
+      <w:lvlText w:val="-"/>
+      <w:lvlJc w:val="left"/>
+      <w:pPr>
+        <w:ind w:left="720" w:hanging="360"/>
+      </w:pPr>
+      <w:rPr>
+        <w:rFonts w:ascii="Times New Roman" w:eastAsiaTheme="minorHAnsi" w:hAnsi="Times New Roman" w:cs="Times New Roman" w:hint="default"/>
+      </w:rPr>
+    </w:lvl>
+    <w:lvl w:ilvl="1" w:tplc="08090003" w:tentative="1">
+      <w:start w:val="1"/>
+      <w:numFmt w:val="bullet"/>
+      <w:lvlText w:val="o"/>
+      <w:lvlJc w:val="left"/>
+      <w:pPr>
+        <w:ind w:left="1440" w:hanging="360"/>
+      </w:pPr>
+      <w:rPr>
+        <w:rFonts w:ascii="Courier New" w:hAnsi="Courier New" w:hint="default"/>
+      </w:rPr>
+    </w:lvl>
+    <w:lvl w:ilvl="2" w:tplc="08090005" w:tentative="1">
+      <w:start w:val="1"/>
+      <w:numFmt w:val="bullet"/>
+      <w:lvlText w:val=""/>
+      <w:lvlJc w:val="left"/>
+      <w:pPr>
+        <w:ind w:left="2160" w:hanging="360"/>
+      </w:pPr>
+      <w:rPr>
+        <w:rFonts w:ascii="Wingdings" w:hAnsi="Wingdings" w:hint="default"/>
+      </w:rPr>
+    </w:lvl>
+    <w:lvl w:ilvl="3" w:tplc="08090001" w:tentative="1">
+      <w:start w:val="1"/>
+      <w:numFmt w:val="bullet"/>
+      <w:lvlText w:val=""/>
+      <w:lvlJc w:val="left"/>
+      <w:pPr>
+        <w:ind w:left="2880" w:hanging="360"/>
+      </w:pPr>
+      <w:rPr>
+        <w:rFonts w:ascii="Symbol" w:hAnsi="Symbol" w:hint="default"/>
+      </w:rPr>
+    </w:lvl>
+    <w:lvl w:ilvl="4" w:tplc="08090003" w:tentative="1">
+      <w:start w:val="1"/>
+      <w:numFmt w:val="bullet"/>
+      <w:lvlText w:val="o"/>
+      <w:lvlJc w:val="left"/>
+      <w:pPr>
+        <w:ind w:left="3600" w:hanging="360"/>
+      </w:pPr>
+      <w:rPr>
+        <w:rFonts w:ascii="Courier New" w:hAnsi="Courier New" w:hint="default"/>
+      </w:rPr>
+    </w:lvl>
+    <w:lvl w:ilvl="5" w:tplc="08090005" w:tentative="1">
+      <w:start w:val="1"/>
+      <w:numFmt w:val="bullet"/>
+      <w:lvlText w:val=""/>
+      <w:lvlJc w:val="left"/>
+      <w:pPr>
+        <w:ind w:left="4320" w:hanging="360"/>
+      </w:pPr>
+      <w:rPr>
+        <w:rFonts w:ascii="Wingdings" w:hAnsi="Wingdings" w:hint="default"/>
+      </w:rPr>
+    </w:lvl>
+    <w:lvl w:ilvl="6" w:tplc="08090001" w:tentative="1">
+      <w:start w:val="1"/>
+      <w:numFmt w:val="bullet"/>
+      <w:lvlText w:val=""/>
+      <w:lvlJc w:val="left"/>
+      <w:pPr>
+        <w:ind w:left="5040" w:hanging="360"/>
+      </w:pPr>
+      <w:rPr>
+        <w:rFonts w:ascii="Symbol" w:hAnsi="Symbol" w:hint="default"/>
+      </w:rPr>
+    </w:lvl>
+    <w:lvl w:ilvl="7" w:tplc="08090003" w:tentative="1">
+      <w:start w:val="1"/>
+      <w:numFmt w:val="bullet"/>
+      <w:lvlText w:val="o"/>
+      <w:lvlJc w:val="left"/>
+      <w:pPr>
+        <w:ind w:left="5760" w:hanging="360"/>
+      </w:pPr>
+      <w:rPr>
+        <w:rFonts w:ascii="Courier New" w:hAnsi="Courier New" w:hint="default"/>
+      </w:rPr>
+    </w:lvl>
+    <w:lvl w:ilvl="8" w:tplc="08090005" w:tentative="1">
+      <w:start w:val="1"/>
+      <w:numFmt w:val="bullet"/>
+      <w:lvlText w:val=""/>
+      <w:lvlJc w:val="left"/>
+      <w:pPr>
+        <w:ind w:left="6480" w:hanging="360"/>
+      </w:pPr>
+      <w:rPr>
+        <w:rFonts w:ascii="Wingdings" w:hAnsi="Wingdings" w:hint="default"/>
+      </w:rPr>
+    </w:lvl>
+  </w:abstractNum>
+  <w:abstractNum w:abstractNumId="2" w15:restartNumberingAfterBreak="0">
+    <w:nsid w:val="3957737B"/>
+    <w:multiLevelType w:val="hybridMultilevel"/>
+    <w:tmpl w:val="E8D4BAE2"/>
+    <w:lvl w:ilvl="0" w:tplc="684CAE14">
+      <w:numFmt w:val="bullet"/>
+      <w:lvlText w:val="-"/>
+      <w:lvlJc w:val="left"/>
+      <w:pPr>
+        <w:ind w:left="720" w:hanging="360"/>
+      </w:pPr>
+      <w:rPr>
+        <w:rFonts w:ascii="Times New Roman" w:eastAsiaTheme="minorHAnsi" w:hAnsi="Times New Roman" w:cs="Times New Roman" w:hint="default"/>
+      </w:rPr>
+    </w:lvl>
+    <w:lvl w:ilvl="1" w:tplc="08090003" w:tentative="1">
+      <w:start w:val="1"/>
+      <w:numFmt w:val="bullet"/>
+      <w:lvlText w:val="o"/>
+      <w:lvlJc w:val="left"/>
+      <w:pPr>
+        <w:ind w:left="1440" w:hanging="360"/>
+      </w:pPr>
+      <w:rPr>
+        <w:rFonts w:ascii="Courier New" w:hAnsi="Courier New" w:hint="default"/>
+      </w:rPr>
+    </w:lvl>
+    <w:lvl w:ilvl="2" w:tplc="08090005" w:tentative="1">
+      <w:start w:val="1"/>
+      <w:numFmt w:val="bullet"/>
+      <w:lvlText w:val=""/>
+      <w:lvlJc w:val="left"/>
+      <w:pPr>
+        <w:ind w:left="2160" w:hanging="360"/>
+      </w:pPr>
+      <w:rPr>
+        <w:rFonts w:ascii="Wingdings" w:hAnsi="Wingdings" w:hint="default"/>
+      </w:rPr>
+    </w:lvl>
+    <w:lvl w:ilvl="3" w:tplc="08090001" w:tentative="1">
+      <w:start w:val="1"/>
+      <w:numFmt w:val="bullet"/>
+      <w:lvlText w:val=""/>
+      <w:lvlJc w:val="left"/>
+      <w:pPr>
+        <w:ind w:left="2880" w:hanging="360"/>
+      </w:pPr>
+      <w:rPr>
+        <w:rFonts w:ascii="Symbol" w:hAnsi="Symbol" w:hint="default"/>
+      </w:rPr>
+    </w:lvl>
+    <w:lvl w:ilvl="4" w:tplc="08090003" w:tentative="1">
+      <w:start w:val="1"/>
+      <w:numFmt w:val="bullet"/>
+      <w:lvlText w:val="o"/>
+      <w:lvlJc w:val="left"/>
+      <w:pPr>
+        <w:ind w:left="3600" w:hanging="360"/>
+      </w:pPr>
+      <w:rPr>
+        <w:rFonts w:ascii="Courier New" w:hAnsi="Courier New" w:hint="default"/>
+      </w:rPr>
+    </w:lvl>
+    <w:lvl w:ilvl="5" w:tplc="08090005" w:tentative="1">
+      <w:start w:val="1"/>
+      <w:numFmt w:val="bullet"/>
+      <w:lvlText w:val=""/>
+      <w:lvlJc w:val="left"/>
+      <w:pPr>
+        <w:ind w:left="4320" w:hanging="360"/>
+      </w:pPr>
+      <w:rPr>
+        <w:rFonts w:ascii="Wingdings" w:hAnsi="Wingdings" w:hint="default"/>
+      </w:rPr>
+    </w:lvl>
+    <w:lvl w:ilvl="6" w:tplc="08090001" w:tentative="1">
+      <w:start w:val="1"/>
+      <w:numFmt w:val="bullet"/>
+      <w:lvlText w:val=""/>
+      <w:lvlJc w:val="left"/>
+      <w:pPr>
+        <w:ind w:left="5040" w:hanging="360"/>
+      </w:pPr>
+      <w:rPr>
+        <w:rFonts w:ascii="Symbol" w:hAnsi="Symbol" w:hint="default"/>
+      </w:rPr>
+    </w:lvl>
+    <w:lvl w:ilvl="7" w:tplc="08090003" w:tentative="1">
+      <w:start w:val="1"/>
+      <w:numFmt w:val="bullet"/>
+      <w:lvlText w:val="o"/>
+      <w:lvlJc w:val="left"/>
+      <w:pPr>
+        <w:ind w:left="5760" w:hanging="360"/>
+      </w:pPr>
+      <w:rPr>
+        <w:rFonts w:ascii="Courier New" w:hAnsi="Courier New" w:hint="default"/>
+      </w:rPr>
+    </w:lvl>
+    <w:lvl w:ilvl="8" w:tplc="08090005" w:tentative="1">
+      <w:start w:val="1"/>
+      <w:numFmt w:val="bullet"/>
+      <w:lvlText w:val=""/>
+      <w:lvlJc w:val="left"/>
+      <w:pPr>
+        <w:ind w:left="6480" w:hanging="360"/>
+      </w:pPr>
+      <w:rPr>
+        <w:rFonts w:ascii="Wingdings" w:hAnsi="Wingdings" w:hint="default"/>
+      </w:rPr>
+    </w:lvl>
+  </w:abstractNum>
+  <w:abstractNum w:abstractNumId="3" w15:restartNumberingAfterBreak="0">
     <w:nsid w:val="7C0B7D1A"/>
     <w:multiLevelType w:val="hybridMultilevel"/>
     <w:tmpl w:val="2CA4EE20"/>
@@ -6356,6 +6770,12 @@
     <w:abstractNumId w:val="0"/>
   </w:num>
   <w:num w:numId="2" w16cid:durableId="570581313">
+    <w:abstractNumId w:val="3"/>
+  </w:num>
+  <w:num w:numId="3" w16cid:durableId="1780025385">
+    <w:abstractNumId w:val="2"/>
+  </w:num>
+  <w:num w:numId="4" w16cid:durableId="1101874902">
     <w:abstractNumId w:val="1"/>
   </w:num>
 </w:numbering>

--- a/digitaltool_2024_03_13.docx
+++ b/digitaltool_2024_03_13.docx
@@ -62,7 +62,21 @@
         <w:rPr>
           <w:lang w:val="en-GB"/>
         </w:rPr>
-        <w:t xml:space="preserve">upport link workers to select relevant offers tailored to the needs to the specific patients by using a deep-learning based language model that uses a textual description of the patient’s needs. </w:t>
+        <w:t xml:space="preserve">upport link workers to select relevant offers tailored to the needs to the specific patients by using a </w:t>
+      </w:r>
+      <w:proofErr w:type="gramStart"/>
+      <w:r>
+        <w:rPr>
+          <w:lang w:val="en-GB"/>
+        </w:rPr>
+        <w:t>deep-learning</w:t>
+      </w:r>
+      <w:proofErr w:type="gramEnd"/>
+      <w:r>
+        <w:rPr>
+          <w:lang w:val="en-GB"/>
+        </w:rPr>
+        <w:t xml:space="preserve"> based language model that uses a textual description of the patient’s needs. </w:t>
       </w:r>
     </w:p>
     <w:p>
@@ -190,7 +204,21 @@
         <w:rPr>
           <w:lang w:val="en-GB"/>
         </w:rPr>
-        <w:t xml:space="preserve"> being secure and resilient to attack. As an open source solution, it will be reliable and reproducible.</w:t>
+        <w:t xml:space="preserve"> being secure and resilient to attack. As an </w:t>
+      </w:r>
+      <w:proofErr w:type="gramStart"/>
+      <w:r>
+        <w:rPr>
+          <w:lang w:val="en-GB"/>
+        </w:rPr>
+        <w:t>open source</w:t>
+      </w:r>
+      <w:proofErr w:type="gramEnd"/>
+      <w:r>
+        <w:rPr>
+          <w:lang w:val="en-GB"/>
+        </w:rPr>
+        <w:t xml:space="preserve"> solution, it will be reliable and reproducible.</w:t>
       </w:r>
       <w:r>
         <w:rPr>
@@ -257,7 +285,21 @@
         <w:rPr>
           <w:lang w:val="en-GB"/>
         </w:rPr>
-        <w:t xml:space="preserve"> The software will be transparent as an open source solution. How the software works will be described in plain and easy language to link workers and patients.</w:t>
+        <w:t xml:space="preserve"> The software will be transparent as an </w:t>
+      </w:r>
+      <w:proofErr w:type="gramStart"/>
+      <w:r>
+        <w:rPr>
+          <w:lang w:val="en-GB"/>
+        </w:rPr>
+        <w:t>open source</w:t>
+      </w:r>
+      <w:proofErr w:type="gramEnd"/>
+      <w:r>
+        <w:rPr>
+          <w:lang w:val="en-GB"/>
+        </w:rPr>
+        <w:t xml:space="preserve"> solution. How the software works will be described in plain and easy language to link workers and patients.</w:t>
       </w:r>
       <w:r>
         <w:rPr>
@@ -540,7 +582,25 @@
                 <w:bCs/>
                 <w:color w:val="000000"/>
               </w:rPr>
-              <w:t>Digital Linkworking Tool Development</w:t>
+              <w:t xml:space="preserve">Digital </w:t>
+            </w:r>
+            <w:proofErr w:type="spellStart"/>
+            <w:r>
+              <w:rPr>
+                <w:rFonts w:cs="Times New Roman"/>
+                <w:bCs/>
+                <w:color w:val="000000"/>
+              </w:rPr>
+              <w:t>Linkworking</w:t>
+            </w:r>
+            <w:proofErr w:type="spellEnd"/>
+            <w:r>
+              <w:rPr>
+                <w:rFonts w:cs="Times New Roman"/>
+                <w:bCs/>
+                <w:color w:val="000000"/>
+              </w:rPr>
+              <w:t xml:space="preserve"> Tool Development</w:t>
             </w:r>
           </w:p>
         </w:tc>
@@ -639,8 +699,16 @@
               <w:rPr>
                 <w:lang w:val="en-GB"/>
               </w:rPr>
-              <w:t>To develop the tool based on the needs of the stakeholders</w:t>
-            </w:r>
+              <w:t xml:space="preserve">To develop the tool based on the needs of the </w:t>
+            </w:r>
+            <w:proofErr w:type="gramStart"/>
+            <w:r>
+              <w:rPr>
+                <w:lang w:val="en-GB"/>
+              </w:rPr>
+              <w:t>stakeholders</w:t>
+            </w:r>
+            <w:proofErr w:type="gramEnd"/>
           </w:p>
           <w:p>
             <w:pPr>
@@ -677,8 +745,16 @@
               <w:rPr>
                 <w:lang w:val="en-GB"/>
               </w:rPr>
-              <w:t>To test the tool and write a documentation</w:t>
-            </w:r>
+              <w:t xml:space="preserve">To test the tool and write a </w:t>
+            </w:r>
+            <w:proofErr w:type="gramStart"/>
+            <w:r>
+              <w:rPr>
+                <w:lang w:val="en-GB"/>
+              </w:rPr>
+              <w:t>documentation</w:t>
+            </w:r>
+            <w:proofErr w:type="gramEnd"/>
           </w:p>
           <w:p>
             <w:pPr>
@@ -860,7 +936,21 @@
               <w:rPr>
                 <w:lang w:val="en-GB"/>
               </w:rPr>
-              <w:t xml:space="preserve"> will analyse the requirements for the linkworking tool receiving input from all partners of SP-EU. This will lead to a product backlog used in T6.2.</w:t>
+              <w:t xml:space="preserve"> will analyse the requirements for the </w:t>
+            </w:r>
+            <w:proofErr w:type="spellStart"/>
+            <w:r>
+              <w:rPr>
+                <w:lang w:val="en-GB"/>
+              </w:rPr>
+              <w:t>linkworking</w:t>
+            </w:r>
+            <w:proofErr w:type="spellEnd"/>
+            <w:r>
+              <w:rPr>
+                <w:lang w:val="en-GB"/>
+              </w:rPr>
+              <w:t xml:space="preserve"> tool receiving input from all partners of SP-EU. This will lead to a product backlog used in T6.2.</w:t>
             </w:r>
           </w:p>
           <w:p>
@@ -979,7 +1069,23 @@
                 <w:u w:val="single"/>
                 <w:lang w:val="en-GB"/>
               </w:rPr>
-              <w:t>digital linkworking tool</w:t>
+              <w:t xml:space="preserve">digital </w:t>
+            </w:r>
+            <w:proofErr w:type="spellStart"/>
+            <w:r>
+              <w:rPr>
+                <w:u w:val="single"/>
+                <w:lang w:val="en-GB"/>
+              </w:rPr>
+              <w:t>linkworking</w:t>
+            </w:r>
+            <w:proofErr w:type="spellEnd"/>
+            <w:r>
+              <w:rPr>
+                <w:u w:val="single"/>
+                <w:lang w:val="en-GB"/>
+              </w:rPr>
+              <w:t xml:space="preserve"> tool</w:t>
             </w:r>
             <w:r>
               <w:rPr>
@@ -1060,7 +1166,21 @@
               <w:rPr>
                 <w:lang w:val="en-GB"/>
               </w:rPr>
-              <w:t xml:space="preserve"> will develop an open source linkworking tool. </w:t>
+              <w:t xml:space="preserve"> will develop an open source </w:t>
+            </w:r>
+            <w:proofErr w:type="spellStart"/>
+            <w:r>
+              <w:rPr>
+                <w:lang w:val="en-GB"/>
+              </w:rPr>
+              <w:t>linkworking</w:t>
+            </w:r>
+            <w:proofErr w:type="spellEnd"/>
+            <w:r>
+              <w:rPr>
+                <w:lang w:val="en-GB"/>
+              </w:rPr>
+              <w:t xml:space="preserve"> tool. </w:t>
             </w:r>
             <w:r>
               <w:rPr>
@@ -1078,8 +1198,22 @@
               <w:rPr>
                 <w:lang w:val="en-GB"/>
               </w:rPr>
-              <w:t>set up development infrastructure including source-code management, issue tracking, and a reproducible build environment and continuous-integration proces</w:t>
-            </w:r>
+              <w:t xml:space="preserve">set up development infrastructure including source-code management, issue tracking, and a reproducible build environment and continuous-integration </w:t>
+            </w:r>
+            <w:proofErr w:type="gramStart"/>
+            <w:r>
+              <w:rPr>
+                <w:lang w:val="en-GB"/>
+              </w:rPr>
+              <w:t>proces</w:t>
+            </w:r>
+            <w:r>
+              <w:rPr>
+                <w:lang w:val="en-GB"/>
+              </w:rPr>
+              <w:t>s</w:t>
+            </w:r>
+            <w:proofErr w:type="gramEnd"/>
           </w:p>
           <w:p>
             <w:pPr>
@@ -1153,7 +1287,21 @@
               <w:rPr>
                 <w:lang w:val="en-GB"/>
               </w:rPr>
-              <w:t xml:space="preserve"> a frontend for linkworkers that allows finding local offerings.</w:t>
+              <w:t xml:space="preserve"> a frontend for </w:t>
+            </w:r>
+            <w:proofErr w:type="spellStart"/>
+            <w:r>
+              <w:rPr>
+                <w:lang w:val="en-GB"/>
+              </w:rPr>
+              <w:t>linkworkers</w:t>
+            </w:r>
+            <w:proofErr w:type="spellEnd"/>
+            <w:r>
+              <w:rPr>
+                <w:lang w:val="en-GB"/>
+              </w:rPr>
+              <w:t xml:space="preserve"> that allows finding local offerings.</w:t>
             </w:r>
           </w:p>
           <w:p>
@@ -1301,7 +1449,23 @@
                 <w:u w:val="single"/>
                 <w:lang w:val="en-GB"/>
               </w:rPr>
-              <w:t>Testing the linkworking tool</w:t>
+              <w:t xml:space="preserve">Testing the </w:t>
+            </w:r>
+            <w:proofErr w:type="spellStart"/>
+            <w:r>
+              <w:rPr>
+                <w:u w:val="single"/>
+                <w:lang w:val="en-GB"/>
+              </w:rPr>
+              <w:t>linkworking</w:t>
+            </w:r>
+            <w:proofErr w:type="spellEnd"/>
+            <w:r>
+              <w:rPr>
+                <w:u w:val="single"/>
+                <w:lang w:val="en-GB"/>
+              </w:rPr>
+              <w:t xml:space="preserve"> tool</w:t>
             </w:r>
             <w:r>
               <w:rPr>
@@ -1606,7 +1770,25 @@
                 <w:bCs/>
                 <w:color w:val="000000"/>
               </w:rPr>
-              <w:t xml:space="preserve">Digital Linkworking Tool </w:t>
+              <w:t xml:space="preserve">Digital </w:t>
+            </w:r>
+            <w:proofErr w:type="spellStart"/>
+            <w:r>
+              <w:rPr>
+                <w:rFonts w:cs="Times New Roman"/>
+                <w:bCs/>
+                <w:color w:val="000000"/>
+              </w:rPr>
+              <w:t>Linkworking</w:t>
+            </w:r>
+            <w:proofErr w:type="spellEnd"/>
+            <w:r>
+              <w:rPr>
+                <w:rFonts w:cs="Times New Roman"/>
+                <w:bCs/>
+                <w:color w:val="000000"/>
+              </w:rPr>
+              <w:t xml:space="preserve"> Tool </w:t>
             </w:r>
             <w:r>
               <w:rPr>
@@ -1725,8 +1907,16 @@
               <w:rPr>
                 <w:lang w:val="en-GB"/>
               </w:rPr>
-              <w:t>Train and support link workers to use the tool</w:t>
-            </w:r>
+              <w:t xml:space="preserve">Train and support link workers to use the </w:t>
+            </w:r>
+            <w:proofErr w:type="gramStart"/>
+            <w:r>
+              <w:rPr>
+                <w:lang w:val="en-GB"/>
+              </w:rPr>
+              <w:t>tool</w:t>
+            </w:r>
+            <w:proofErr w:type="gramEnd"/>
           </w:p>
           <w:p>
             <w:pPr>
@@ -1744,7 +1934,21 @@
               <w:rPr>
                 <w:lang w:val="en-GB"/>
               </w:rPr>
-              <w:t>Prepare the open source publication of the tool</w:t>
+              <w:t xml:space="preserve">Prepare the </w:t>
+            </w:r>
+            <w:proofErr w:type="gramStart"/>
+            <w:r>
+              <w:rPr>
+                <w:lang w:val="en-GB"/>
+              </w:rPr>
+              <w:t>open source</w:t>
+            </w:r>
+            <w:proofErr w:type="gramEnd"/>
+            <w:r>
+              <w:rPr>
+                <w:lang w:val="en-GB"/>
+              </w:rPr>
+              <w:t xml:space="preserve"> publication of the tool</w:t>
             </w:r>
           </w:p>
           <w:p>
@@ -2273,7 +2477,21 @@
               <w:rPr>
                 <w:lang w:val="en-GB"/>
               </w:rPr>
-              <w:t xml:space="preserve"> will prepare the publication of the digital tool in an open source software repository. This will include a thorough documentation of the tool. The publication will be in close alliance with the coordination and data management (WP2) and communication and dissemination (WP17) to be in line with the data management incl. FAIR principles as well as to reach the potential users of the tool. This leads to D7.1 and D7.2.</w:t>
+              <w:t xml:space="preserve"> will prepare the publication of the digital tool in an </w:t>
+            </w:r>
+            <w:proofErr w:type="gramStart"/>
+            <w:r>
+              <w:rPr>
+                <w:lang w:val="en-GB"/>
+              </w:rPr>
+              <w:t>open source</w:t>
+            </w:r>
+            <w:proofErr w:type="gramEnd"/>
+            <w:r>
+              <w:rPr>
+                <w:lang w:val="en-GB"/>
+              </w:rPr>
+              <w:t xml:space="preserve"> software repository. This will include a thorough documentation of the tool. The publication will be in close alliance with the coordination and data management (WP2) and communication and dissemination (WP17) to be in line with the data management incl. FAIR principles as well as to reach the potential users of the tool. This leads to D7.1 and D7.2.</w:t>
             </w:r>
           </w:p>
         </w:tc>
@@ -2569,9 +2787,11 @@
             <w:pPr>
               <w:pStyle w:val="Tabelle"/>
             </w:pPr>
+            <w:proofErr w:type="spellStart"/>
             <w:r>
               <w:t>Charité</w:t>
             </w:r>
+            <w:proofErr w:type="spellEnd"/>
           </w:p>
         </w:tc>
         <w:tc>
@@ -2683,9 +2903,11 @@
             <w:pPr>
               <w:pStyle w:val="Tabelle"/>
             </w:pPr>
+            <w:proofErr w:type="spellStart"/>
             <w:r>
               <w:t>Charité</w:t>
             </w:r>
+            <w:proofErr w:type="spellEnd"/>
           </w:p>
         </w:tc>
         <w:tc>
@@ -2797,9 +3019,11 @@
             <w:pPr>
               <w:pStyle w:val="Tabelle"/>
             </w:pPr>
+            <w:proofErr w:type="spellStart"/>
             <w:r>
               <w:t>Charité</w:t>
             </w:r>
+            <w:proofErr w:type="spellEnd"/>
           </w:p>
         </w:tc>
         <w:tc>
@@ -2911,9 +3135,11 @@
             <w:pPr>
               <w:pStyle w:val="Tabelle"/>
             </w:pPr>
+            <w:proofErr w:type="spellStart"/>
             <w:r>
               <w:t>Charité</w:t>
             </w:r>
+            <w:proofErr w:type="spellEnd"/>
           </w:p>
         </w:tc>
         <w:tc>
@@ -3118,9 +3344,11 @@
             <w:pPr>
               <w:pStyle w:val="Tabelle"/>
             </w:pPr>
+            <w:proofErr w:type="spellStart"/>
             <w:r>
               <w:t>Charité</w:t>
             </w:r>
+            <w:proofErr w:type="spellEnd"/>
           </w:p>
         </w:tc>
         <w:tc>
@@ -3232,9 +3460,11 @@
             <w:pPr>
               <w:pStyle w:val="Tabelle"/>
             </w:pPr>
+            <w:proofErr w:type="spellStart"/>
             <w:r>
               <w:t>Charité</w:t>
             </w:r>
+            <w:proofErr w:type="spellEnd"/>
           </w:p>
         </w:tc>
         <w:tc>
@@ -3346,9 +3576,11 @@
             <w:pPr>
               <w:pStyle w:val="Tabelle"/>
             </w:pPr>
+            <w:proofErr w:type="spellStart"/>
             <w:r>
               <w:t>Concentris</w:t>
             </w:r>
+            <w:proofErr w:type="spellEnd"/>
           </w:p>
         </w:tc>
         <w:tc>
@@ -3782,7 +4014,15 @@
               <w:pStyle w:val="Tabelle"/>
             </w:pPr>
             <w:r>
-              <w:t>Documentation of the digital tool developed to make the use as open source software widely available</w:t>
+              <w:t xml:space="preserve">Documentation of the digital tool developed to make the use as </w:t>
+            </w:r>
+            <w:proofErr w:type="gramStart"/>
+            <w:r>
+              <w:t>open source</w:t>
+            </w:r>
+            <w:proofErr w:type="gramEnd"/>
+            <w:r>
+              <w:t xml:space="preserve"> software widely available</w:t>
             </w:r>
           </w:p>
         </w:tc>
@@ -3896,7 +4136,17 @@
               <w:pStyle w:val="Tabelle"/>
             </w:pPr>
             <w:r>
-              <w:t>The digital tool to support link worker as a open source software</w:t>
+              <w:t xml:space="preserve">The digital tool to support link worker as </w:t>
+            </w:r>
+            <w:proofErr w:type="spellStart"/>
+            <w:proofErr w:type="gramStart"/>
+            <w:r>
+              <w:t>a</w:t>
+            </w:r>
+            <w:proofErr w:type="spellEnd"/>
+            <w:proofErr w:type="gramEnd"/>
+            <w:r>
+              <w:t xml:space="preserve"> open source software</w:t>
             </w:r>
           </w:p>
         </w:tc>
@@ -3923,9 +4173,11 @@
             <w:pPr>
               <w:pStyle w:val="Tabelle"/>
             </w:pPr>
+            <w:proofErr w:type="spellStart"/>
             <w:r>
               <w:t>AdvtiveGroup</w:t>
             </w:r>
+            <w:proofErr w:type="spellEnd"/>
           </w:p>
         </w:tc>
         <w:tc>
@@ -4370,7 +4622,15 @@
               <w:pStyle w:val="Tabelle"/>
             </w:pPr>
             <w:r>
-              <w:t>Report after the last-patient-out of the trial.. I</w:t>
+              <w:t xml:space="preserve">Report after the last-patient-out of the </w:t>
+            </w:r>
+            <w:proofErr w:type="gramStart"/>
+            <w:r>
+              <w:t>trial..</w:t>
+            </w:r>
+            <w:proofErr w:type="gramEnd"/>
+            <w:r>
+              <w:t xml:space="preserve"> I</w:t>
             </w:r>
             <w:r>
               <w:t>nclud</w:t>
@@ -5301,8 +5561,13 @@
             <w:pPr>
               <w:pStyle w:val="Tabelle"/>
             </w:pPr>
-            <w:r>
-              <w:t>Qualitatiye study publication update</w:t>
+            <w:proofErr w:type="spellStart"/>
+            <w:r>
+              <w:t>Qualitatiye</w:t>
+            </w:r>
+            <w:proofErr w:type="spellEnd"/>
+            <w:r>
+              <w:t xml:space="preserve"> study publication update</w:t>
             </w:r>
           </w:p>
         </w:tc>
@@ -5661,9 +5926,11 @@
             <w:pPr>
               <w:pStyle w:val="Tabelle"/>
             </w:pPr>
+            <w:proofErr w:type="spellStart"/>
             <w:r>
               <w:t>Concentris</w:t>
             </w:r>
+            <w:proofErr w:type="spellEnd"/>
           </w:p>
         </w:tc>
         <w:tc>
@@ -6013,9 +6280,11 @@
             <w:pPr>
               <w:pStyle w:val="Tabelle"/>
             </w:pPr>
+            <w:proofErr w:type="spellStart"/>
             <w:r>
               <w:t>Eurohealthnet</w:t>
             </w:r>
+            <w:proofErr w:type="spellEnd"/>
           </w:p>
         </w:tc>
         <w:tc>
@@ -6127,9 +6396,11 @@
             <w:pPr>
               <w:pStyle w:val="Tabelle"/>
             </w:pPr>
+            <w:proofErr w:type="spellStart"/>
             <w:r>
               <w:t>Eurohealthnet</w:t>
             </w:r>
+            <w:proofErr w:type="spellEnd"/>
           </w:p>
         </w:tc>
         <w:tc>
@@ -6214,7 +6485,15 @@
               <w:pStyle w:val="Tabelle"/>
             </w:pPr>
             <w:r>
-              <w:t>Final exploitation plan to facilitate the explotation of SP-EU towards the highest possible impact after the end of the project</w:t>
+              <w:t xml:space="preserve">Final exploitation plan to facilitate the </w:t>
+            </w:r>
+            <w:proofErr w:type="spellStart"/>
+            <w:r>
+              <w:t>explotation</w:t>
+            </w:r>
+            <w:proofErr w:type="spellEnd"/>
+            <w:r>
+              <w:t xml:space="preserve"> of SP-EU towards the highest possible impact after the end of the project</w:t>
             </w:r>
           </w:p>
         </w:tc>
@@ -6241,9 +6520,11 @@
             <w:pPr>
               <w:pStyle w:val="Tabelle"/>
             </w:pPr>
+            <w:proofErr w:type="spellStart"/>
             <w:r>
               <w:t>Eurohealthnet</w:t>
             </w:r>
+            <w:proofErr w:type="spellEnd"/>
           </w:p>
         </w:tc>
         <w:tc>
@@ -7534,26 +7815,6 @@
 </file>
 
 <file path=customXml/item1.xml><?xml version="1.0" encoding="utf-8"?>
-<p:properties xmlns:p="http://schemas.microsoft.com/office/2006/metadata/properties" xmlns:xsi="http://www.w3.org/2001/XMLSchema-instance" xmlns:pc="http://schemas.microsoft.com/office/infopath/2007/PartnerControls">
-  <documentManagement>
-    <TaxCatchAll xmlns="dcc6f0a3-aea3-4db8-b5ae-f20a1f513c61" xsi:nil="true"/>
-    <lcf76f155ced4ddcb4097134ff3c332f xmlns="492e5336-73a6-4f10-8250-b076e6c44122">
-      <Terms xmlns="http://schemas.microsoft.com/office/infopath/2007/PartnerControls"/>
-    </lcf76f155ced4ddcb4097134ff3c332f>
-  </documentManagement>
-</p:properties>
-</file>
-
-<file path=customXml/item2.xml><?xml version="1.0" encoding="utf-8"?>
-<?mso-contentType ?>
-<FormTemplates xmlns="http://schemas.microsoft.com/sharepoint/v3/contenttype/forms">
-  <Display>DocumentLibraryForm</Display>
-  <Edit>DocumentLibraryForm</Edit>
-  <New>DocumentLibraryForm</New>
-</FormTemplates>
-</file>
-
-<file path=customXml/item3.xml><?xml version="1.0" encoding="utf-8"?>
 <ct:contentTypeSchema xmlns:ct="http://schemas.microsoft.com/office/2006/metadata/contentType" xmlns:ma="http://schemas.microsoft.com/office/2006/metadata/properties/metaAttributes" ct:_="" ma:_="" ma:contentTypeName="Document" ma:contentTypeID="0x0101007053BD50B38A124D86C81B9D0CF79518" ma:contentTypeVersion="13" ma:contentTypeDescription="Create a new document." ma:contentTypeScope="" ma:versionID="8628224a8a407fa2c2956ce9495315db">
   <xsd:schema xmlns:xsd="http://www.w3.org/2001/XMLSchema" xmlns:xs="http://www.w3.org/2001/XMLSchema" xmlns:p="http://schemas.microsoft.com/office/2006/metadata/properties" xmlns:ns2="492e5336-73a6-4f10-8250-b076e6c44122" xmlns:ns3="dcc6f0a3-aea3-4db8-b5ae-f20a1f513c61" targetNamespace="http://schemas.microsoft.com/office/2006/metadata/properties" ma:root="true" ma:fieldsID="7b0051198aa5c01e1b834db23c915deb" ns2:_="" ns3:_="">
     <xsd:import namespace="492e5336-73a6-4f10-8250-b076e6c44122"/>
@@ -7776,26 +8037,27 @@
 </ct:contentTypeSchema>
 </file>
 
-<file path=customXml/itemProps1.xml><?xml version="1.0" encoding="utf-8"?>
-<ds:datastoreItem xmlns:ds="http://schemas.openxmlformats.org/officeDocument/2006/customXml" ds:itemID="{23083856-1532-41D9-92DD-D12C11460DB8}">
-  <ds:schemaRefs>
-    <ds:schemaRef ds:uri="http://schemas.microsoft.com/office/2006/metadata/properties"/>
-    <ds:schemaRef ds:uri="http://schemas.microsoft.com/office/infopath/2007/PartnerControls"/>
-    <ds:schemaRef ds:uri="dcc6f0a3-aea3-4db8-b5ae-f20a1f513c61"/>
-    <ds:schemaRef ds:uri="492e5336-73a6-4f10-8250-b076e6c44122"/>
-  </ds:schemaRefs>
-</ds:datastoreItem>
+<file path=customXml/item2.xml><?xml version="1.0" encoding="utf-8"?>
+<?mso-contentType ?>
+<FormTemplates xmlns="http://schemas.microsoft.com/sharepoint/v3/contenttype/forms">
+  <Display>DocumentLibraryForm</Display>
+  <Edit>DocumentLibraryForm</Edit>
+  <New>DocumentLibraryForm</New>
+</FormTemplates>
 </file>
 
-<file path=customXml/itemProps2.xml><?xml version="1.0" encoding="utf-8"?>
-<ds:datastoreItem xmlns:ds="http://schemas.openxmlformats.org/officeDocument/2006/customXml" ds:itemID="{DAB61924-11D9-46CB-B438-EC53B17538B7}">
-  <ds:schemaRefs>
-    <ds:schemaRef ds:uri="http://schemas.microsoft.com/sharepoint/v3/contenttype/forms"/>
-  </ds:schemaRefs>
-</ds:datastoreItem>
+<file path=customXml/item3.xml><?xml version="1.0" encoding="utf-8"?>
+<p:properties xmlns:p="http://schemas.microsoft.com/office/2006/metadata/properties" xmlns:xsi="http://www.w3.org/2001/XMLSchema-instance" xmlns:pc="http://schemas.microsoft.com/office/infopath/2007/PartnerControls">
+  <documentManagement>
+    <TaxCatchAll xmlns="dcc6f0a3-aea3-4db8-b5ae-f20a1f513c61" xsi:nil="true"/>
+    <lcf76f155ced4ddcb4097134ff3c332f xmlns="492e5336-73a6-4f10-8250-b076e6c44122">
+      <Terms xmlns="http://schemas.microsoft.com/office/infopath/2007/PartnerControls"/>
+    </lcf76f155ced4ddcb4097134ff3c332f>
+  </documentManagement>
+</p:properties>
 </file>
 
-<file path=customXml/itemProps3.xml><?xml version="1.0" encoding="utf-8"?>
+<file path=customXml/itemProps1.xml><?xml version="1.0" encoding="utf-8"?>
 <ds:datastoreItem xmlns:ds="http://schemas.openxmlformats.org/officeDocument/2006/customXml" ds:itemID="{16CAD777-2889-4946-9172-DB92B5BEFDDA}">
   <ds:schemaRefs>
     <ds:schemaRef ds:uri="http://schemas.microsoft.com/office/2006/metadata/contentType"/>
@@ -7812,4 +8074,23 @@
     <ds:schemaRef ds:uri="http://schemas.microsoft.com/internal/obd"/>
   </ds:schemaRefs>
 </ds:datastoreItem>
+</file>
+
+<file path=customXml/itemProps2.xml><?xml version="1.0" encoding="utf-8"?>
+<ds:datastoreItem xmlns:ds="http://schemas.openxmlformats.org/officeDocument/2006/customXml" ds:itemID="{DAB61924-11D9-46CB-B438-EC53B17538B7}">
+  <ds:schemaRefs>
+    <ds:schemaRef ds:uri="http://schemas.microsoft.com/sharepoint/v3/contenttype/forms"/>
+  </ds:schemaRefs>
+</ds:datastoreItem>
+</file>
+
+<file path=customXml/itemProps3.xml><?xml version="1.0" encoding="utf-8"?>
+<ds:datastoreItem xmlns:ds="http://schemas.openxmlformats.org/officeDocument/2006/customXml" ds:itemID="{23083856-1532-41D9-92DD-D12C11460DB8}">
+  <ds:schemaRefs>
+    <ds:schemaRef ds:uri="http://schemas.microsoft.com/office/2006/metadata/properties"/>
+    <ds:schemaRef ds:uri="http://schemas.microsoft.com/office/infopath/2007/PartnerControls"/>
+    <ds:schemaRef ds:uri="dcc6f0a3-aea3-4db8-b5ae-f20a1f513c61"/>
+    <ds:schemaRef ds:uri="492e5336-73a6-4f10-8250-b076e6c44122"/>
+  </ds:schemaRefs>
+</ds:datastoreItem>
 </file>